--- a/Diplomaterv.docx
+++ b/Diplomaterv.docx
@@ -121,7 +121,7 @@
       </w:pPr>
       <w:fldSimple w:instr=" DOCPROPERTY  Company  \* MERGEFORMAT ">
         <w:r>
-          <w:t>XXX Tanszék</w:t>
+          <w:t>Számítástudományi és Információelméleti Tanszék</w:t>
         </w:r>
       </w:fldSimple>
     </w:p>
@@ -7279,7 +7279,7 @@
           <w:noProof/>
         </w:rPr>
         <w:drawing>
-          <wp:inline distT="0" distB="0" distL="0" distR="0" wp14:anchorId="6CC7EF3F" wp14:editId="5F174A05">
+          <wp:inline distT="0" distB="0" distL="0" distR="0" wp14:anchorId="6CC7EF3F" wp14:editId="5698203E">
             <wp:extent cx="3687527" cy="1685925"/>
             <wp:effectExtent l="0" t="0" r="8255" b="0"/>
             <wp:docPr id="1488678940" name="Kép 1"/>
@@ -7302,7 +7302,7 @@
                   <pic:spPr>
                     <a:xfrm>
                       <a:off x="0" y="0"/>
-                      <a:ext cx="3710433" cy="1696397"/>
+                      <a:ext cx="3687527" cy="1685925"/>
                     </a:xfrm>
                     <a:prstGeom prst="rect">
                       <a:avLst/>
@@ -7324,10 +7324,121 @@
       </w:r>
     </w:p>
     <w:p>
+      <w:r>
+        <w:t xml:space="preserve">A megvalósítás során az úgynevezett </w:t>
+      </w:r>
+      <w:proofErr w:type="spellStart"/>
+      <w:r>
+        <w:t>Single</w:t>
+      </w:r>
+      <w:proofErr w:type="spellEnd"/>
+      <w:r>
+        <w:t xml:space="preserve"> Page </w:t>
+      </w:r>
+      <w:proofErr w:type="spellStart"/>
+      <w:r>
+        <w:t>Application</w:t>
+      </w:r>
+      <w:proofErr w:type="spellEnd"/>
+      <w:r>
+        <w:t xml:space="preserve"> (SPA) elvet követtem. Ez azt jelenti, hogy a teljes program egyetlen index.html fájlon belül él, és a menüpontok közötti váltáskor nem töltődik be új weboldal.</w:t>
+      </w:r>
+      <w:r>
+        <w:fldChar w:fldCharType="begin"/>
+      </w:r>
+      <w:r>
+        <w:instrText xml:space="preserve"> REF _Ref230342742 \r \h </w:instrText>
+      </w:r>
+      <w:r>
+        <w:fldChar w:fldCharType="separate"/>
+      </w:r>
+      <w:r>
+        <w:t>[11]</w:t>
+      </w:r>
+      <w:r>
+        <w:fldChar w:fldCharType="end"/>
+      </w:r>
+      <w:r>
+        <w:t xml:space="preserve"> Ehelyett a HTML elemek láthatóságát szabályozom JavaScript segítségével</w:t>
+      </w:r>
+      <w:r>
+        <w:t>, azért ideális esetemben a megoldás, mivel az alapvető háttere, és menüsávja z alkalmazásomnak nem változik a különböző funkciók elérésekor.</w:t>
+      </w:r>
+    </w:p>
+    <w:p>
+      <w:r>
+        <w:t xml:space="preserve">A menüpontok gombjaira kattintva a main.js fájlban megírt </w:t>
+      </w:r>
+      <w:proofErr w:type="spellStart"/>
+      <w:r>
+        <w:rPr>
+          <w:rFonts w:ascii="Consolas" w:hAnsi="Consolas"/>
+          <w:sz w:val="20"/>
+          <w:szCs w:val="20"/>
+        </w:rPr>
+        <w:t>openSection</w:t>
+      </w:r>
+      <w:proofErr w:type="spellEnd"/>
+      <w:r>
+        <w:rPr>
+          <w:rFonts w:ascii="Consolas" w:hAnsi="Consolas"/>
+          <w:sz w:val="20"/>
+          <w:szCs w:val="20"/>
+        </w:rPr>
+        <w:t>(</w:t>
+      </w:r>
+      <w:proofErr w:type="spellStart"/>
+      <w:r>
+        <w:rPr>
+          <w:rFonts w:ascii="Consolas" w:hAnsi="Consolas"/>
+          <w:sz w:val="20"/>
+          <w:szCs w:val="20"/>
+        </w:rPr>
+        <w:t>type</w:t>
+      </w:r>
+      <w:proofErr w:type="spellEnd"/>
+      <w:r>
+        <w:rPr>
+          <w:rFonts w:ascii="Consolas" w:hAnsi="Consolas"/>
+          <w:sz w:val="20"/>
+          <w:szCs w:val="20"/>
+        </w:rPr>
+        <w:t>)</w:t>
+      </w:r>
+      <w:r>
+        <w:t xml:space="preserve"> függvény fut le, amely letiltja a főmenü megjelenését, és láthatóvá teszi a kiválasztott munkafelületet, valamint dinamikusan inicializálja a szükséges gráfrajzoló paneleket</w:t>
+      </w:r>
+      <w:r>
+        <w:t>.</w:t>
+      </w:r>
+    </w:p>
+    <w:p>
+      <w:r>
+        <w:t xml:space="preserve">A HTML struktúrában a menü egy egyszerű </w:t>
+      </w:r>
+      <w:proofErr w:type="spellStart"/>
+      <w:r>
+        <w:t>flexbox</w:t>
+      </w:r>
+      <w:proofErr w:type="spellEnd"/>
+      <w:r>
+        <w:t xml:space="preserve">-ként lett kialakítva, </w:t>
+      </w:r>
+      <w:proofErr w:type="gramStart"/>
+      <w:r>
+        <w:t>arról</w:t>
+      </w:r>
+      <w:proofErr w:type="gramEnd"/>
+      <w:r>
+        <w:t xml:space="preserve"> hogy a megjelenés megfelelően helyezkedjen el, és olyan színű legyen amilyet akarunk, a style.css fájl gondoskodik. </w:t>
+      </w:r>
+    </w:p>
+    <w:p>
       <w:pPr>
         <w:pStyle w:val="Cmsor2"/>
       </w:pPr>
       <w:r>
+        <w:lastRenderedPageBreak/>
         <w:t>A gráfok belső reprezentációja és adatstruktúrája</w:t>
       </w:r>
     </w:p>
@@ -7438,23 +7549,42 @@
     </w:p>
     <w:p>
       <w:r>
-        <w:lastRenderedPageBreak/>
         <w:t xml:space="preserve">Itt egyből létre is hoztam függvényeket, az alapvető funkciókra, amelyekre tudtam, hogy a későbbiekben biztosan szükségem lesz, mint a csúcs felvétele </w:t>
       </w:r>
       <w:proofErr w:type="spellStart"/>
       <w:r>
+        <w:rPr>
+          <w:rFonts w:ascii="Consolas" w:hAnsi="Consolas"/>
+          <w:sz w:val="20"/>
+          <w:szCs w:val="20"/>
+        </w:rPr>
         <w:t>addVertex</w:t>
       </w:r>
       <w:proofErr w:type="spellEnd"/>
       <w:r>
+        <w:rPr>
+          <w:rFonts w:ascii="Consolas" w:hAnsi="Consolas"/>
+          <w:sz w:val="20"/>
+          <w:szCs w:val="20"/>
+        </w:rPr>
         <w:t>(</w:t>
       </w:r>
       <w:proofErr w:type="spellStart"/>
       <w:r>
+        <w:rPr>
+          <w:rFonts w:ascii="Consolas" w:hAnsi="Consolas"/>
+          <w:sz w:val="20"/>
+          <w:szCs w:val="20"/>
+        </w:rPr>
         <w:t>id</w:t>
       </w:r>
       <w:proofErr w:type="spellEnd"/>
       <w:r>
+        <w:rPr>
+          <w:rFonts w:ascii="Consolas" w:hAnsi="Consolas"/>
+          <w:sz w:val="20"/>
+          <w:szCs w:val="20"/>
+        </w:rPr>
         <w:t>)</w:t>
       </w:r>
       <w:r>
@@ -7463,14 +7593,29 @@
       <w:proofErr w:type="spellStart"/>
       <w:proofErr w:type="gramStart"/>
       <w:r>
+        <w:rPr>
+          <w:rFonts w:ascii="Consolas" w:hAnsi="Consolas"/>
+          <w:sz w:val="20"/>
+          <w:szCs w:val="20"/>
+        </w:rPr>
         <w:t>addEdge</w:t>
       </w:r>
       <w:proofErr w:type="spellEnd"/>
       <w:r>
+        <w:rPr>
+          <w:rFonts w:ascii="Consolas" w:hAnsi="Consolas"/>
+          <w:sz w:val="20"/>
+          <w:szCs w:val="20"/>
+        </w:rPr>
         <w:t>(</w:t>
       </w:r>
       <w:proofErr w:type="gramEnd"/>
       <w:r>
+        <w:rPr>
+          <w:rFonts w:ascii="Consolas" w:hAnsi="Consolas"/>
+          <w:sz w:val="20"/>
+          <w:szCs w:val="20"/>
+        </w:rPr>
         <w:t>v1, v2)</w:t>
       </w:r>
       <w:r>
@@ -7479,14 +7624,29 @@
       <w:proofErr w:type="spellStart"/>
       <w:proofErr w:type="gramStart"/>
       <w:r>
+        <w:rPr>
+          <w:rFonts w:ascii="Consolas" w:hAnsi="Consolas"/>
+          <w:sz w:val="20"/>
+          <w:szCs w:val="20"/>
+        </w:rPr>
         <w:t>removeEdge</w:t>
       </w:r>
       <w:proofErr w:type="spellEnd"/>
       <w:r>
+        <w:rPr>
+          <w:rFonts w:ascii="Consolas" w:hAnsi="Consolas"/>
+          <w:sz w:val="20"/>
+          <w:szCs w:val="20"/>
+        </w:rPr>
         <w:t>(</w:t>
       </w:r>
       <w:proofErr w:type="gramEnd"/>
       <w:r>
+        <w:rPr>
+          <w:rFonts w:ascii="Consolas" w:hAnsi="Consolas"/>
+          <w:sz w:val="20"/>
+          <w:szCs w:val="20"/>
+        </w:rPr>
         <w:t>v1, v2)</w:t>
       </w:r>
       <w:r>
@@ -7494,18 +7654,38 @@
       </w:r>
       <w:proofErr w:type="spellStart"/>
       <w:r>
+        <w:rPr>
+          <w:rFonts w:ascii="Consolas" w:hAnsi="Consolas"/>
+          <w:sz w:val="20"/>
+          <w:szCs w:val="20"/>
+        </w:rPr>
         <w:t>removeVertex</w:t>
       </w:r>
       <w:proofErr w:type="spellEnd"/>
       <w:r>
+        <w:rPr>
+          <w:rFonts w:ascii="Consolas" w:hAnsi="Consolas"/>
+          <w:sz w:val="20"/>
+          <w:szCs w:val="20"/>
+        </w:rPr>
         <w:t>(</w:t>
       </w:r>
       <w:proofErr w:type="spellStart"/>
       <w:r>
+        <w:rPr>
+          <w:rFonts w:ascii="Consolas" w:hAnsi="Consolas"/>
+          <w:sz w:val="20"/>
+          <w:szCs w:val="20"/>
+        </w:rPr>
         <w:t>id</w:t>
       </w:r>
       <w:proofErr w:type="spellEnd"/>
       <w:r>
+        <w:rPr>
+          <w:rFonts w:ascii="Consolas" w:hAnsi="Consolas"/>
+          <w:sz w:val="20"/>
+          <w:szCs w:val="20"/>
+        </w:rPr>
         <w:t>)</w:t>
       </w:r>
       <w:r>
@@ -7513,23 +7693,48 @@
       </w:r>
       <w:proofErr w:type="spellStart"/>
       <w:r>
+        <w:rPr>
+          <w:rFonts w:ascii="Consolas" w:hAnsi="Consolas"/>
+          <w:sz w:val="20"/>
+          <w:szCs w:val="20"/>
+        </w:rPr>
         <w:t>get</w:t>
       </w:r>
       <w:proofErr w:type="spellEnd"/>
       <w:r>
+        <w:rPr>
+          <w:rFonts w:ascii="Consolas" w:hAnsi="Consolas"/>
+          <w:sz w:val="20"/>
+          <w:szCs w:val="20"/>
+        </w:rPr>
         <w:t xml:space="preserve"> </w:t>
       </w:r>
       <w:proofErr w:type="spellStart"/>
       <w:proofErr w:type="gramStart"/>
       <w:r>
+        <w:rPr>
+          <w:rFonts w:ascii="Consolas" w:hAnsi="Consolas"/>
+          <w:sz w:val="20"/>
+          <w:szCs w:val="20"/>
+        </w:rPr>
         <w:t>order</w:t>
       </w:r>
       <w:proofErr w:type="spellEnd"/>
       <w:r>
+        <w:rPr>
+          <w:rFonts w:ascii="Consolas" w:hAnsi="Consolas"/>
+          <w:sz w:val="20"/>
+          <w:szCs w:val="20"/>
+        </w:rPr>
         <w:t>(</w:t>
       </w:r>
       <w:proofErr w:type="gramEnd"/>
       <w:r>
+        <w:rPr>
+          <w:rFonts w:ascii="Consolas" w:hAnsi="Consolas"/>
+          <w:sz w:val="20"/>
+          <w:szCs w:val="20"/>
+        </w:rPr>
         <w:t>)</w:t>
       </w:r>
       <w:r>
@@ -7537,35 +7742,800 @@
       </w:r>
       <w:proofErr w:type="spellStart"/>
       <w:r>
+        <w:rPr>
+          <w:rFonts w:ascii="Consolas" w:hAnsi="Consolas"/>
+          <w:sz w:val="20"/>
+          <w:szCs w:val="20"/>
+        </w:rPr>
         <w:t>get</w:t>
       </w:r>
       <w:proofErr w:type="spellEnd"/>
       <w:r>
+        <w:rPr>
+          <w:rFonts w:ascii="Consolas" w:hAnsi="Consolas"/>
+          <w:sz w:val="20"/>
+          <w:szCs w:val="20"/>
+        </w:rPr>
         <w:t xml:space="preserve"> </w:t>
       </w:r>
       <w:proofErr w:type="spellStart"/>
       <w:proofErr w:type="gramStart"/>
       <w:r>
+        <w:rPr>
+          <w:rFonts w:ascii="Consolas" w:hAnsi="Consolas"/>
+          <w:sz w:val="20"/>
+          <w:szCs w:val="20"/>
+        </w:rPr>
         <w:t>size</w:t>
       </w:r>
       <w:proofErr w:type="spellEnd"/>
       <w:r>
+        <w:rPr>
+          <w:rFonts w:ascii="Consolas" w:hAnsi="Consolas"/>
+          <w:sz w:val="20"/>
+          <w:szCs w:val="20"/>
+        </w:rPr>
         <w:t>(</w:t>
       </w:r>
       <w:proofErr w:type="gramEnd"/>
       <w:r>
+        <w:rPr>
+          <w:rFonts w:ascii="Consolas" w:hAnsi="Consolas"/>
+          <w:sz w:val="20"/>
+          <w:szCs w:val="20"/>
+        </w:rPr>
         <w:t>)</w:t>
       </w:r>
       <w:r>
         <w:t>.</w:t>
       </w:r>
     </w:p>
+    <w:p>
+      <w:r>
+        <w:t>Mivel az oktatóprogramban a felhasználók szabadon és interaktívan szerkeszthetik a gráfokat, ezek az alapfüggvények végzik a háttérben a matematikai modell szinkronizálását:</w:t>
+      </w:r>
+    </w:p>
+    <w:p>
+      <w:proofErr w:type="spellStart"/>
+      <w:r>
+        <w:rPr>
+          <w:rFonts w:ascii="Consolas" w:hAnsi="Consolas"/>
+          <w:sz w:val="20"/>
+          <w:szCs w:val="20"/>
+        </w:rPr>
+        <w:t>addVertex</w:t>
+      </w:r>
+      <w:proofErr w:type="spellEnd"/>
+      <w:r>
+        <w:rPr>
+          <w:rFonts w:ascii="Consolas" w:hAnsi="Consolas"/>
+          <w:sz w:val="20"/>
+          <w:szCs w:val="20"/>
+        </w:rPr>
+        <w:t>(</w:t>
+      </w:r>
+      <w:proofErr w:type="spellStart"/>
+      <w:r>
+        <w:rPr>
+          <w:rFonts w:ascii="Consolas" w:hAnsi="Consolas"/>
+          <w:sz w:val="20"/>
+          <w:szCs w:val="20"/>
+        </w:rPr>
+        <w:t>id</w:t>
+      </w:r>
+      <w:proofErr w:type="spellEnd"/>
+      <w:r>
+        <w:rPr>
+          <w:rFonts w:ascii="Consolas" w:hAnsi="Consolas"/>
+          <w:sz w:val="20"/>
+          <w:szCs w:val="20"/>
+        </w:rPr>
+        <w:t xml:space="preserve">) </w:t>
+      </w:r>
+      <w:r>
+        <w:t>és</w:t>
+      </w:r>
+      <w:r>
+        <w:rPr>
+          <w:rFonts w:ascii="Consolas" w:hAnsi="Consolas"/>
+          <w:sz w:val="20"/>
+          <w:szCs w:val="20"/>
+        </w:rPr>
+        <w:t xml:space="preserve"> </w:t>
+      </w:r>
+      <w:proofErr w:type="spellStart"/>
+      <w:r>
+        <w:rPr>
+          <w:rFonts w:ascii="Consolas" w:hAnsi="Consolas"/>
+          <w:sz w:val="20"/>
+          <w:szCs w:val="20"/>
+        </w:rPr>
+        <w:t>removeVertex</w:t>
+      </w:r>
+      <w:proofErr w:type="spellEnd"/>
+      <w:r>
+        <w:rPr>
+          <w:rFonts w:ascii="Consolas" w:hAnsi="Consolas"/>
+          <w:sz w:val="20"/>
+          <w:szCs w:val="20"/>
+        </w:rPr>
+        <w:t>(</w:t>
+      </w:r>
+      <w:proofErr w:type="spellStart"/>
+      <w:r>
+        <w:rPr>
+          <w:rFonts w:ascii="Consolas" w:hAnsi="Consolas"/>
+          <w:sz w:val="20"/>
+          <w:szCs w:val="20"/>
+        </w:rPr>
+        <w:t>id</w:t>
+      </w:r>
+      <w:proofErr w:type="spellEnd"/>
+      <w:r>
+        <w:rPr>
+          <w:rFonts w:ascii="Consolas" w:hAnsi="Consolas"/>
+          <w:sz w:val="20"/>
+          <w:szCs w:val="20"/>
+        </w:rPr>
+        <w:t>):</w:t>
+      </w:r>
+      <w:r>
+        <w:t xml:space="preserve"> Gondoskodnak a csúcsok egyedi azonosító alapján történő felvételéről a Map-be, illetve törlés esetén a csúcs teljes és konzisztens eltávolításáról</w:t>
+      </w:r>
+      <w:r>
+        <w:t xml:space="preserve"> </w:t>
+      </w:r>
+      <w:r>
+        <w:t>a kapcsolódó élekkel együtt.</w:t>
+      </w:r>
+    </w:p>
+    <w:p>
+      <w:proofErr w:type="spellStart"/>
+      <w:proofErr w:type="gramStart"/>
+      <w:r>
+        <w:rPr>
+          <w:rFonts w:ascii="Consolas" w:hAnsi="Consolas"/>
+          <w:sz w:val="20"/>
+          <w:szCs w:val="20"/>
+        </w:rPr>
+        <w:t>addEdge</w:t>
+      </w:r>
+      <w:proofErr w:type="spellEnd"/>
+      <w:r>
+        <w:rPr>
+          <w:rFonts w:ascii="Consolas" w:hAnsi="Consolas"/>
+          <w:sz w:val="20"/>
+          <w:szCs w:val="20"/>
+        </w:rPr>
+        <w:t>(</w:t>
+      </w:r>
+      <w:proofErr w:type="gramEnd"/>
+      <w:r>
+        <w:rPr>
+          <w:rFonts w:ascii="Consolas" w:hAnsi="Consolas"/>
+          <w:sz w:val="20"/>
+          <w:szCs w:val="20"/>
+        </w:rPr>
+        <w:t>v1, v2)</w:t>
+      </w:r>
+      <w:r>
+        <w:t xml:space="preserve"> és </w:t>
+      </w:r>
+      <w:proofErr w:type="spellStart"/>
+      <w:proofErr w:type="gramStart"/>
+      <w:r>
+        <w:rPr>
+          <w:rFonts w:ascii="Consolas" w:hAnsi="Consolas"/>
+          <w:sz w:val="20"/>
+          <w:szCs w:val="20"/>
+        </w:rPr>
+        <w:t>removeEdge</w:t>
+      </w:r>
+      <w:proofErr w:type="spellEnd"/>
+      <w:r>
+        <w:rPr>
+          <w:rFonts w:ascii="Consolas" w:hAnsi="Consolas"/>
+          <w:sz w:val="20"/>
+          <w:szCs w:val="20"/>
+        </w:rPr>
+        <w:t>(</w:t>
+      </w:r>
+      <w:proofErr w:type="gramEnd"/>
+      <w:r>
+        <w:rPr>
+          <w:rFonts w:ascii="Consolas" w:hAnsi="Consolas"/>
+          <w:sz w:val="20"/>
+          <w:szCs w:val="20"/>
+        </w:rPr>
+        <w:t>v1, v2):</w:t>
+      </w:r>
+      <w:r>
+        <w:t xml:space="preserve"> Mivel irányítatlan gráfokkal dolgozom, az élek kezelése szimmetrikus. Az új él felvételekor mindkét csúcs listájába bejegyzésre kerül a másik csúcs azonosítója</w:t>
+      </w:r>
+      <w:r>
+        <w:t>, de először mindig ellenőrzésre kerül, hogy az ad adott él még nem létezik</w:t>
+      </w:r>
+      <w:r>
+        <w:t>, törlésnél pedig mindkét listából kiszűrésre kerül a megfelelő elem.</w:t>
+      </w:r>
+    </w:p>
+    <w:p>
+      <w:proofErr w:type="spellStart"/>
+      <w:r>
+        <w:rPr>
+          <w:rFonts w:ascii="Consolas" w:hAnsi="Consolas"/>
+          <w:sz w:val="20"/>
+          <w:szCs w:val="20"/>
+        </w:rPr>
+        <w:t>get</w:t>
+      </w:r>
+      <w:proofErr w:type="spellEnd"/>
+      <w:r>
+        <w:rPr>
+          <w:rFonts w:ascii="Consolas" w:hAnsi="Consolas"/>
+          <w:sz w:val="20"/>
+          <w:szCs w:val="20"/>
+        </w:rPr>
+        <w:t xml:space="preserve"> </w:t>
+      </w:r>
+      <w:proofErr w:type="spellStart"/>
+      <w:r>
+        <w:rPr>
+          <w:rFonts w:ascii="Consolas" w:hAnsi="Consolas"/>
+          <w:sz w:val="20"/>
+          <w:szCs w:val="20"/>
+        </w:rPr>
+        <w:t>order</w:t>
+      </w:r>
+      <w:proofErr w:type="spellEnd"/>
+      <w:r>
+        <w:rPr>
+          <w:b/>
+          <w:bCs/>
+        </w:rPr>
+        <w:t xml:space="preserve"> </w:t>
+      </w:r>
+      <w:r>
+        <w:t>és</w:t>
+      </w:r>
+      <w:r>
+        <w:rPr>
+          <w:b/>
+          <w:bCs/>
+        </w:rPr>
+        <w:t xml:space="preserve"> </w:t>
+      </w:r>
+      <w:proofErr w:type="spellStart"/>
+      <w:r>
+        <w:rPr>
+          <w:rFonts w:ascii="Consolas" w:hAnsi="Consolas"/>
+          <w:sz w:val="20"/>
+          <w:szCs w:val="20"/>
+        </w:rPr>
+        <w:t>get</w:t>
+      </w:r>
+      <w:proofErr w:type="spellEnd"/>
+      <w:r>
+        <w:rPr>
+          <w:rFonts w:ascii="Consolas" w:hAnsi="Consolas"/>
+          <w:sz w:val="20"/>
+          <w:szCs w:val="20"/>
+        </w:rPr>
+        <w:t xml:space="preserve"> </w:t>
+      </w:r>
+      <w:proofErr w:type="spellStart"/>
+      <w:r>
+        <w:rPr>
+          <w:rFonts w:ascii="Consolas" w:hAnsi="Consolas"/>
+          <w:sz w:val="20"/>
+          <w:szCs w:val="20"/>
+        </w:rPr>
+        <w:t>size</w:t>
+      </w:r>
+      <w:proofErr w:type="spellEnd"/>
+      <w:r>
+        <w:rPr>
+          <w:b/>
+          <w:bCs/>
+        </w:rPr>
+        <w:t>:</w:t>
+      </w:r>
+      <w:r>
+        <w:t xml:space="preserve"> JavaScript </w:t>
+      </w:r>
+      <w:proofErr w:type="spellStart"/>
+      <w:r>
+        <w:t>getter</w:t>
+      </w:r>
+      <w:proofErr w:type="spellEnd"/>
+      <w:r>
+        <w:t xml:space="preserve">-ként működnek. Az </w:t>
+      </w:r>
+      <w:proofErr w:type="spellStart"/>
+      <w:r>
+        <w:t>order</w:t>
+      </w:r>
+      <w:proofErr w:type="spellEnd"/>
+      <w:r>
+        <w:t xml:space="preserve"> egyszerűen visszaadja a csúcsok számát a Map mérete alapján, míg a </w:t>
+      </w:r>
+      <w:proofErr w:type="spellStart"/>
+      <w:r>
+        <w:t>size</w:t>
+      </w:r>
+      <w:proofErr w:type="spellEnd"/>
+      <w:r>
+        <w:t xml:space="preserve"> az összes szomszédsági lista hosszának összegét felezi meg, megadva ezzel a gráf éleinek pontos számát.</w:t>
+      </w:r>
+    </w:p>
+    <w:p>
+      <w:r>
+        <w:t xml:space="preserve">Ezek a funkciók biztosítják, hogy az eltárolt gráf mindig naprakész legyen. És stabil alapot adnak a későbbiekben megvalósított, összetetteb funkciókhoz, mint például </w:t>
+      </w:r>
+      <w:r>
+        <w:lastRenderedPageBreak/>
+        <w:t xml:space="preserve">a fokszámsorozatok lekérdezése, amelyek </w:t>
+      </w:r>
+      <w:r>
+        <w:t>közvetlenül kiszolgálják a későbbi izomorfizmus-vizsgálatot és a vizuális oktatási felületet.</w:t>
+      </w:r>
+    </w:p>
+    <w:p>
+      <w:pPr>
+        <w:pStyle w:val="Cmsor2"/>
+      </w:pPr>
+      <w:r>
+        <w:t>A vizuális felület és a matematikai modell szinkronizációja</w:t>
+      </w:r>
+    </w:p>
+    <w:p>
+      <w:r>
+        <w:t>A szoftver fejlesztése során kiemelt figyelmet kellett fektetnem arra, hogy a gráfok vizuális megjelenítése (Cytoscape.js) és a háttérben tárolt matematikai adatstruktúra (</w:t>
+      </w:r>
+      <w:proofErr w:type="spellStart"/>
+      <w:r>
+        <w:t>Graph</w:t>
+      </w:r>
+      <w:proofErr w:type="spellEnd"/>
+      <w:r>
+        <w:t xml:space="preserve"> osztály) soha ne csúszon szét</w:t>
+      </w:r>
+    </w:p>
+    <w:p>
+      <w:r>
+        <w:t>A fejlesztés során bele is estem abba a hibába, hogy habár a gráf tárolási módszerem</w:t>
+      </w:r>
+      <w:r>
+        <w:t xml:space="preserve"> </w:t>
+      </w:r>
+      <w:r>
+        <w:t xml:space="preserve">és a </w:t>
+      </w:r>
+      <w:proofErr w:type="spellStart"/>
+      <w:r>
+        <w:t>Graph</w:t>
+      </w:r>
+      <w:proofErr w:type="spellEnd"/>
+      <w:r>
+        <w:t xml:space="preserve"> osztályom logikája csak az egyszerű gráfokat tudja kezelni</w:t>
+      </w:r>
+      <w:r>
+        <w:t>, a gráf felvevő funkciónál, nem tiltottam le a párhuzamos élek felvételét</w:t>
+      </w:r>
+      <w:r>
+        <w:t xml:space="preserve"> </w:t>
+      </w:r>
+      <w:r>
+        <w:t xml:space="preserve">Mivel a háttérben futó matematikai modellem ezt a </w:t>
+      </w:r>
+      <w:proofErr w:type="spellStart"/>
+      <w:r>
+        <w:t>duplikációt</w:t>
+      </w:r>
+      <w:proofErr w:type="spellEnd"/>
+      <w:r>
+        <w:t xml:space="preserve"> kiszűrte, a két réteg állapota eltért egymástól, és súlyos hibába ütköztem a gráfok éleinek törlésekor</w:t>
+      </w:r>
+    </w:p>
+    <w:p>
+      <w:r>
+        <w:t xml:space="preserve">A probléma megoldásaként szigorúbb ellenőrzési sorrendet vezettem be. Ezt a kettős szinkronizációt a </w:t>
+      </w:r>
+      <w:r>
+        <w:rPr>
+          <w:rFonts w:ascii="Consolas" w:hAnsi="Consolas"/>
+          <w:sz w:val="20"/>
+          <w:szCs w:val="20"/>
+        </w:rPr>
+        <w:t>main.js</w:t>
+      </w:r>
+      <w:r>
+        <w:t xml:space="preserve"> fájlban található </w:t>
+      </w:r>
+      <w:proofErr w:type="spellStart"/>
+      <w:r>
+        <w:rPr>
+          <w:rFonts w:ascii="Consolas" w:hAnsi="Consolas"/>
+          <w:sz w:val="20"/>
+          <w:szCs w:val="20"/>
+        </w:rPr>
+        <w:t>createGraph</w:t>
+      </w:r>
+      <w:proofErr w:type="spellEnd"/>
+      <w:r>
+        <w:t xml:space="preserve"> függvény valósítja meg az egéresemények lekezelésével </w:t>
+      </w:r>
+      <w:r>
+        <w:rPr>
+          <w:rFonts w:ascii="Consolas" w:hAnsi="Consolas"/>
+          <w:sz w:val="20"/>
+          <w:szCs w:val="20"/>
+        </w:rPr>
+        <w:t>(</w:t>
+      </w:r>
+      <w:proofErr w:type="spellStart"/>
+      <w:proofErr w:type="gramStart"/>
+      <w:r>
+        <w:rPr>
+          <w:rFonts w:ascii="Consolas" w:hAnsi="Consolas"/>
+          <w:sz w:val="20"/>
+          <w:szCs w:val="20"/>
+        </w:rPr>
+        <w:t>cy.on</w:t>
+      </w:r>
+      <w:proofErr w:type="spellEnd"/>
+      <w:proofErr w:type="gramEnd"/>
+      <w:r>
+        <w:rPr>
+          <w:rFonts w:ascii="Consolas" w:hAnsi="Consolas"/>
+          <w:sz w:val="20"/>
+          <w:szCs w:val="20"/>
+        </w:rPr>
+        <w:t>('</w:t>
+      </w:r>
+      <w:proofErr w:type="spellStart"/>
+      <w:r>
+        <w:rPr>
+          <w:rFonts w:ascii="Consolas" w:hAnsi="Consolas"/>
+          <w:sz w:val="20"/>
+          <w:szCs w:val="20"/>
+        </w:rPr>
+        <w:t>tap</w:t>
+      </w:r>
+      <w:proofErr w:type="spellEnd"/>
+      <w:r>
+        <w:rPr>
+          <w:rFonts w:ascii="Consolas" w:hAnsi="Consolas"/>
+          <w:sz w:val="20"/>
+          <w:szCs w:val="20"/>
+        </w:rPr>
+        <w:t xml:space="preserve">')). </w:t>
+      </w:r>
+      <w:r>
+        <w:t>Az élek behúzásakor az algoritmus most már először a matematikai modellen futtatja le a módosítást:</w:t>
+      </w:r>
+    </w:p>
+    <w:p>
+      <w:pPr>
+        <w:pStyle w:val="Kd"/>
+      </w:pPr>
+      <w:r>
+        <w:t xml:space="preserve">//sikerült </w:t>
+      </w:r>
+      <w:proofErr w:type="spellStart"/>
+      <w:r>
+        <w:t>truet</w:t>
+      </w:r>
+      <w:proofErr w:type="spellEnd"/>
+      <w:r>
+        <w:t xml:space="preserve"> ad vissza, ha az él még nem létezik</w:t>
+      </w:r>
+    </w:p>
+    <w:p>
+      <w:pPr>
+        <w:pStyle w:val="Kd"/>
+      </w:pPr>
+      <w:r>
+        <w:t xml:space="preserve">const </w:t>
+      </w:r>
+      <w:proofErr w:type="spellStart"/>
+      <w:r>
+        <w:t>sikerult</w:t>
+      </w:r>
+      <w:proofErr w:type="spellEnd"/>
+      <w:r>
+        <w:t xml:space="preserve"> = </w:t>
+      </w:r>
+      <w:proofErr w:type="spellStart"/>
+      <w:r>
+        <w:t>currentGraphModel.addEdge</w:t>
+      </w:r>
+      <w:proofErr w:type="spellEnd"/>
+      <w:r>
+        <w:t>(</w:t>
+      </w:r>
+      <w:proofErr w:type="spellStart"/>
+      <w:r>
+        <w:t>sourceId</w:t>
+      </w:r>
+      <w:proofErr w:type="spellEnd"/>
+      <w:r>
+        <w:t xml:space="preserve">, </w:t>
+      </w:r>
+      <w:proofErr w:type="spellStart"/>
+      <w:r>
+        <w:t>targetId</w:t>
+      </w:r>
+      <w:proofErr w:type="spellEnd"/>
+      <w:r>
+        <w:t>);</w:t>
+      </w:r>
+    </w:p>
+    <w:p>
+      <w:pPr>
+        <w:pStyle w:val="Kd"/>
+      </w:pPr>
+    </w:p>
+    <w:p>
+      <w:pPr>
+        <w:pStyle w:val="Kd"/>
+      </w:pPr>
+      <w:r>
+        <w:t xml:space="preserve">//csak akkor vesszük fel az </w:t>
+      </w:r>
+      <w:proofErr w:type="gramStart"/>
+      <w:r>
+        <w:t>élt</w:t>
+      </w:r>
+      <w:proofErr w:type="gramEnd"/>
+      <w:r>
+        <w:t xml:space="preserve"> ha a matematikai modellbe sikeresen felvettük</w:t>
+      </w:r>
+    </w:p>
+    <w:p>
+      <w:pPr>
+        <w:pStyle w:val="Kd"/>
+      </w:pPr>
+      <w:proofErr w:type="spellStart"/>
+      <w:r>
+        <w:t>if</w:t>
+      </w:r>
+      <w:proofErr w:type="spellEnd"/>
+      <w:r>
+        <w:t xml:space="preserve"> (</w:t>
+      </w:r>
+      <w:proofErr w:type="spellStart"/>
+      <w:r>
+        <w:t>sikerult</w:t>
+      </w:r>
+      <w:proofErr w:type="spellEnd"/>
+      <w:r>
+        <w:t>) {</w:t>
+      </w:r>
+    </w:p>
+    <w:p>
+      <w:pPr>
+        <w:pStyle w:val="Kd"/>
+      </w:pPr>
+      <w:r>
+        <w:t xml:space="preserve">    </w:t>
+      </w:r>
+      <w:proofErr w:type="spellStart"/>
+      <w:proofErr w:type="gramStart"/>
+      <w:r>
+        <w:t>cy.add</w:t>
+      </w:r>
+      <w:proofErr w:type="spellEnd"/>
+      <w:r>
+        <w:t>(</w:t>
+      </w:r>
+      <w:proofErr w:type="gramEnd"/>
+      <w:r>
+        <w:t>{</w:t>
+      </w:r>
+    </w:p>
+    <w:p>
+      <w:pPr>
+        <w:pStyle w:val="Kd"/>
+      </w:pPr>
+      <w:r>
+        <w:t xml:space="preserve">        </w:t>
+      </w:r>
+      <w:proofErr w:type="spellStart"/>
+      <w:r>
+        <w:t>group</w:t>
+      </w:r>
+      <w:proofErr w:type="spellEnd"/>
+      <w:r>
+        <w:t>: '</w:t>
+      </w:r>
+      <w:proofErr w:type="spellStart"/>
+      <w:r>
+        <w:t>edges</w:t>
+      </w:r>
+      <w:proofErr w:type="spellEnd"/>
+      <w:r>
+        <w:t>',</w:t>
+      </w:r>
+    </w:p>
+    <w:p>
+      <w:pPr>
+        <w:pStyle w:val="Kd"/>
+      </w:pPr>
+      <w:r>
+        <w:t xml:space="preserve">        </w:t>
+      </w:r>
+      <w:proofErr w:type="spellStart"/>
+      <w:r>
+        <w:t>data</w:t>
+      </w:r>
+      <w:proofErr w:type="spellEnd"/>
+      <w:r>
+        <w:t xml:space="preserve">: { </w:t>
+      </w:r>
+    </w:p>
+    <w:p>
+      <w:pPr>
+        <w:pStyle w:val="Kd"/>
+      </w:pPr>
+      <w:r>
+        <w:t xml:space="preserve">            </w:t>
+      </w:r>
+      <w:proofErr w:type="spellStart"/>
+      <w:r>
+        <w:t>id</w:t>
+      </w:r>
+      <w:proofErr w:type="spellEnd"/>
+      <w:r>
+        <w:t>: [</w:t>
+      </w:r>
+      <w:proofErr w:type="spellStart"/>
+      <w:r>
+        <w:t>sourceId</w:t>
+      </w:r>
+      <w:proofErr w:type="spellEnd"/>
+      <w:r>
+        <w:t xml:space="preserve">, </w:t>
+      </w:r>
+      <w:proofErr w:type="spellStart"/>
+      <w:r>
+        <w:t>targetId</w:t>
+      </w:r>
+      <w:proofErr w:type="spellEnd"/>
+      <w:proofErr w:type="gramStart"/>
+      <w:r>
+        <w:t>].sort</w:t>
+      </w:r>
+      <w:proofErr w:type="gramEnd"/>
+      <w:r>
+        <w:t>(</w:t>
+      </w:r>
+      <w:proofErr w:type="gramStart"/>
+      <w:r>
+        <w:t>).</w:t>
+      </w:r>
+      <w:proofErr w:type="spellStart"/>
+      <w:r>
+        <w:t>join</w:t>
+      </w:r>
+      <w:proofErr w:type="spellEnd"/>
+      <w:proofErr w:type="gramEnd"/>
+      <w:r>
+        <w:t>('-'),</w:t>
+      </w:r>
+    </w:p>
+    <w:p>
+      <w:pPr>
+        <w:pStyle w:val="Kd"/>
+      </w:pPr>
+      <w:r>
+        <w:t xml:space="preserve">            </w:t>
+      </w:r>
+      <w:proofErr w:type="spellStart"/>
+      <w:r>
+        <w:t>source</w:t>
+      </w:r>
+      <w:proofErr w:type="spellEnd"/>
+      <w:r>
+        <w:t xml:space="preserve">: </w:t>
+      </w:r>
+      <w:proofErr w:type="spellStart"/>
+      <w:r>
+        <w:t>sourceId</w:t>
+      </w:r>
+      <w:proofErr w:type="spellEnd"/>
+      <w:r>
+        <w:t xml:space="preserve">, </w:t>
+      </w:r>
+    </w:p>
+    <w:p>
+      <w:pPr>
+        <w:pStyle w:val="Kd"/>
+      </w:pPr>
+      <w:r>
+        <w:t xml:space="preserve">            </w:t>
+      </w:r>
+      <w:proofErr w:type="spellStart"/>
+      <w:r>
+        <w:t>target</w:t>
+      </w:r>
+      <w:proofErr w:type="spellEnd"/>
+      <w:r>
+        <w:t xml:space="preserve">: </w:t>
+      </w:r>
+      <w:proofErr w:type="spellStart"/>
+      <w:r>
+        <w:t>targetId</w:t>
+      </w:r>
+      <w:proofErr w:type="spellEnd"/>
+      <w:r>
+        <w:t xml:space="preserve"> </w:t>
+      </w:r>
+    </w:p>
+    <w:p>
+      <w:pPr>
+        <w:pStyle w:val="Kd"/>
+      </w:pPr>
+      <w:r>
+        <w:t xml:space="preserve">        }</w:t>
+      </w:r>
+    </w:p>
+    <w:p>
+      <w:pPr>
+        <w:pStyle w:val="Kd"/>
+      </w:pPr>
+      <w:r>
+        <w:t xml:space="preserve">    });</w:t>
+      </w:r>
+    </w:p>
+    <w:p>
+      <w:pPr>
+        <w:pStyle w:val="Kd"/>
+      </w:pPr>
+      <w:r>
+        <w:t>}</w:t>
+      </w:r>
+    </w:p>
+    <w:p>
+      <w:r>
+        <w:t xml:space="preserve">Ezzel a logikával sikerült teljesen </w:t>
+      </w:r>
+      <w:proofErr w:type="spellStart"/>
+      <w:r>
+        <w:t>kiküszöbölnöm</w:t>
+      </w:r>
+      <w:proofErr w:type="spellEnd"/>
+      <w:r>
+        <w:t xml:space="preserve"> a szinkronizációs hibát. Ha a </w:t>
+      </w:r>
+      <w:proofErr w:type="spellStart"/>
+      <w:r>
+        <w:t>Graph</w:t>
+      </w:r>
+      <w:proofErr w:type="spellEnd"/>
+      <w:r>
+        <w:t xml:space="preserve"> osztályban egy él már létezett, akkor nem engedem a </w:t>
+      </w:r>
+      <w:proofErr w:type="spellStart"/>
+      <w:r>
+        <w:t>Cytoscape</w:t>
+      </w:r>
+      <w:proofErr w:type="spellEnd"/>
+      <w:r>
+        <w:t xml:space="preserve"> felületére sem rákerülni í</w:t>
+      </w:r>
+      <w:r>
+        <w:t>gy a vizuális kép és a memóriában tárolt struktúra mindig megegyezik.</w:t>
+      </w:r>
+    </w:p>
     <w:p/>
-    <w:p/>
-    <w:p/>
-    <w:p/>
-    <w:p/>
-    <w:p/>
+    <w:p>
+      <w:pPr>
+        <w:tabs>
+          <w:tab w:val="left" w:pos="3600"/>
+        </w:tabs>
+      </w:pPr>
+    </w:p>
     <w:p>
       <w:pPr>
         <w:pStyle w:val="Cmsor1"/>
@@ -7816,26 +8786,57 @@
       </w:r>
       <w:bookmarkEnd w:id="38"/>
     </w:p>
+    <w:bookmarkStart w:id="39" w:name="_Ref230273337"/>
     <w:p>
       <w:pPr>
         <w:pStyle w:val="Irodalomjegyzksor"/>
       </w:pPr>
-      <w:bookmarkStart w:id="39" w:name="_Ref230273337"/>
-      <w:r>
+      <w:r>
+        <w:fldChar w:fldCharType="begin"/>
+      </w:r>
+      <w:r>
+        <w:instrText>HYPERLINK "</w:instrText>
+      </w:r>
+      <w:r>
+        <w:instrText>https://js.cytoscape.org/</w:instrText>
+      </w:r>
+      <w:r>
+        <w:instrText>"</w:instrText>
+      </w:r>
+      <w:r>
+        <w:fldChar w:fldCharType="separate"/>
+      </w:r>
+      <w:r>
+        <w:rPr>
+          <w:rStyle w:val="Hiperhivatkozs"/>
+        </w:rPr>
         <w:t>https://js.cytoscape.org/</w:t>
       </w:r>
       <w:bookmarkEnd w:id="39"/>
+      <w:r>
+        <w:fldChar w:fldCharType="end"/>
+      </w:r>
+    </w:p>
+    <w:p>
+      <w:pPr>
+        <w:pStyle w:val="Irodalomjegyzksor"/>
+      </w:pPr>
+      <w:bookmarkStart w:id="40" w:name="_Ref230342742"/>
+      <w:r>
+        <w:t>https://business.adobe.com/blog/basics/learn-the-benefits-of-single-page-apps-spa</w:t>
+      </w:r>
+      <w:bookmarkEnd w:id="40"/>
     </w:p>
     <w:p>
       <w:pPr>
         <w:pStyle w:val="Cmsor1"/>
       </w:pPr>
-      <w:bookmarkStart w:id="40" w:name="_Toc230258146"/>
+      <w:bookmarkStart w:id="41" w:name="_Toc230258146"/>
       <w:r>
         <w:lastRenderedPageBreak/>
         <w:t>Függelék</w:t>
       </w:r>
-      <w:bookmarkEnd w:id="40"/>
+      <w:bookmarkEnd w:id="41"/>
     </w:p>
     <w:p>
       <w:pPr>
@@ -7845,7 +8846,7 @@
           <w:szCs w:val="26"/>
         </w:rPr>
       </w:pPr>
-      <w:bookmarkStart w:id="41" w:name="_Toc230258147"/>
+      <w:bookmarkStart w:id="42" w:name="_Toc230258147"/>
       <w:r>
         <w:rPr>
           <w:sz w:val="26"/>
@@ -7867,7 +8868,7 @@
         </w:rPr>
         <w:t>Nyilatkozat generatív mesterséges intelligencia alkalmazásáról</w:t>
       </w:r>
-      <w:bookmarkEnd w:id="41"/>
+      <w:bookmarkEnd w:id="42"/>
     </w:p>
     <w:p>
       <w:pPr>

--- a/Diplomaterv.docx
+++ b/Diplomaterv.docx
@@ -2369,7 +2369,7 @@
         <w:rPr>
           <w:noProof/>
         </w:rPr>
-        <w:t>2026. 05. 21.</w:t>
+        <w:t>2026. 05. 22.</w:t>
       </w:r>
       <w:r>
         <w:fldChar w:fldCharType="end"/>
@@ -2736,10 +2736,7 @@
       </w:pPr>
       <w:bookmarkStart w:id="9" w:name="_Toc230258128"/>
       <w:r>
-        <w:t>Definíció (</w:t>
-      </w:r>
-      <w:r>
-        <w:t>fokszám és fokszám sorozat):</w:t>
+        <w:t>Definíció (fokszám és fokszám sorozat):</w:t>
       </w:r>
       <w:bookmarkEnd w:id="9"/>
       <w:r>
@@ -2905,13 +2902,13 @@
           <w:i/>
           <w:iCs/>
         </w:rPr>
+        <w:instrText xml:space="preserve"> \* MERGEFORMAT </w:instrText>
       </w:r>
       <w:r>
         <w:rPr>
           <w:i/>
           <w:iCs/>
         </w:rPr>
-        <w:instrText xml:space="preserve"> \* MERGEFORMAT </w:instrText>
       </w:r>
       <w:r>
         <w:rPr>
@@ -3265,14 +3262,7 @@
           <w:i/>
           <w:iCs/>
         </w:rPr>
-        <w:t>-reguláris gráfról beszélünk</w:t>
-      </w:r>
-      <w:r>
-        <w:rPr>
-          <w:i/>
-          <w:iCs/>
-        </w:rPr>
-        <w:t>.</w:t>
+        <w:t>-reguláris gráfról beszélünk.</w:t>
       </w:r>
       <w:r>
         <w:rPr>
@@ -3355,13 +3345,7 @@
       </w:pPr>
       <w:bookmarkStart w:id="16" w:name="_Toc230258134"/>
       <w:r>
-        <w:t>Definíció (</w:t>
-      </w:r>
-      <w:r>
-        <w:t>gráf izomorfizmus</w:t>
-      </w:r>
-      <w:r>
-        <w:t>):</w:t>
+        <w:t>Definíció (gráf izomorfizmus):</w:t>
       </w:r>
       <w:bookmarkEnd w:id="16"/>
       <w:r>
@@ -3994,13 +3978,7 @@
         <w:t>1,</w:t>
       </w:r>
       <w:r>
-        <w:t>2. ábra (</w:t>
-      </w:r>
-      <w:r>
-        <w:t>komplementer gráf komponensek</w:t>
-      </w:r>
-      <w:r>
-        <w:t>)</w:t>
+        <w:t>2. ábra (komplementer gráf komponensek)</w:t>
       </w:r>
     </w:p>
     <w:p>
@@ -4017,10 +3995,7 @@
         <w:fldChar w:fldCharType="begin"/>
       </w:r>
       <w:r>
-        <w:instrText xml:space="preserve"> REF _Ref230102281 \r \h </w:instrText>
-      </w:r>
-      <w:r>
-        <w:instrText xml:space="preserve"> \* MERGEFORMAT </w:instrText>
+        <w:instrText xml:space="preserve"> REF _Ref230102281 \r \h  \* MERGEFORMAT </w:instrText>
       </w:r>
       <w:r>
         <w:fldChar w:fldCharType="separate"/>
@@ -4246,6 +4221,9 @@
         <w:pStyle w:val="Kp"/>
       </w:pPr>
       <w:r>
+        <w:rPr>
+          <w:noProof/>
+        </w:rPr>
         <w:drawing>
           <wp:inline distT="0" distB="0" distL="0" distR="0" wp14:anchorId="3CF20940" wp14:editId="43D1F9ED">
             <wp:extent cx="4207894" cy="2217122"/>
@@ -4556,13 +4534,7 @@
         <w:t>a</w:t>
       </w:r>
       <w:r>
-        <w:t xml:space="preserve">z algoritmus minden egyes csúcsnál megvizsgálja annak közvetlen </w:t>
-      </w:r>
-      <w:r>
-        <w:t>szomszédjait</w:t>
-      </w:r>
-      <w:r>
-        <w:t xml:space="preserve">. Mivel minden szomszéd sárga, a különbséget az adja meg, </w:t>
+        <w:t xml:space="preserve">z algoritmus minden egyes csúcsnál megvizsgálja annak közvetlen szomszédjait. Mivel minden szomszéd sárga, a különbséget az adja meg, </w:t>
       </w:r>
       <w:r>
         <w:lastRenderedPageBreak/>
@@ -4651,13 +4623,7 @@
         <w:t>A folyamat itt nem áll meg. A következő körökben az algoritmus újra megvizsgálja minden csúcs környezetét, de már az új színeket (kék, sárga, piros) veszi alapul.</w:t>
       </w:r>
       <w:r>
-        <w:t xml:space="preserve"> A piros </w:t>
-      </w:r>
-      <w:r>
-        <w:t>csúcs,</w:t>
-      </w:r>
-      <w:r>
-        <w:t xml:space="preserve"> amelynek kettő sárga és egy kék szomszédja van, nem maradhat ugyan olyan színű, mint a piros csúcs, akinek három sárga szomszédja van, ezért átszínezzük lilává. </w:t>
+        <w:t xml:space="preserve"> A piros csúcs, amelynek kettő sárga és egy kék szomszédja van, nem maradhat ugyan olyan színű, mint a piros csúcs, akinek három sárga szomszédja van, ezért átszínezzük lilává. </w:t>
       </w:r>
       <w:r>
         <w:t>Ugyanez az elv érvényesül</w:t>
@@ -5078,37 +5044,7 @@
     </w:p>
     <w:p>
       <w:r>
-        <w:t>A gráfok izomorfizmus-tesztelés problémája</w:t>
-      </w:r>
-      <w:r>
-        <w:t xml:space="preserve"> </w:t>
-      </w:r>
-      <w:r>
-        <w:t>azok közé a kombinatorikus keresési problémák közé tartozik, amelyekre még nem áll rendelkezésre polinom idejű</w:t>
-      </w:r>
-      <w:r>
-        <w:t xml:space="preserve"> </w:t>
-      </w:r>
-      <w:r>
-        <w:t xml:space="preserve">algoritmus. </w:t>
-      </w:r>
-      <w:r>
-        <w:t>Észrevehető</w:t>
-      </w:r>
-      <w:r>
-        <w:t xml:space="preserve"> azonban, hogy még a legtriviálisabb</w:t>
-      </w:r>
-      <w:r>
-        <w:t xml:space="preserve"> </w:t>
-      </w:r>
-      <w:r>
-        <w:t>izomorfizmus-tesztelő algoritmusok is jó teljesítményt nyújtanak, ha véletlenszerűen</w:t>
-      </w:r>
-      <w:r>
-        <w:t xml:space="preserve"> </w:t>
-      </w:r>
-      <w:r>
-        <w:t>generált gráfokon tesztelik őket</w:t>
+        <w:t>A gráfok izomorfizmus-tesztelés problémája azok közé a kombinatorikus keresési problémák közé tartozik, amelyekre még nem áll rendelkezésre polinom idejű algoritmus. Észrevehető azonban, hogy még a legtriviálisabb izomorfizmus-tesztelő algoritmusok is jó teljesítményt nyújtanak, ha véletlenszerűen generált gráfokon tesztelik őket</w:t>
       </w:r>
       <w:r>
         <w:t xml:space="preserve">. Ezen jelenség matematikai hátterét taglalta </w:t>
@@ -5350,13 +5286,7 @@
           <w:rPr>
             <w:rFonts w:ascii="Cambria Math" w:hAnsi="Cambria Math"/>
           </w:rPr>
-          <m:t>r</m:t>
-        </m:r>
-        <m:r>
-          <w:rPr>
-            <w:rFonts w:ascii="Cambria Math" w:hAnsi="Cambria Math"/>
-          </w:rPr>
-          <m:t>=</m:t>
+          <m:t>r=</m:t>
         </m:r>
         <m:d>
           <m:dPr>
@@ -5429,10 +5359,7 @@
         </m:d>
       </m:oMath>
       <w:r>
-        <w:t xml:space="preserve"> </w:t>
-      </w:r>
-      <w:r>
-        <w:t xml:space="preserve">értéket, ahol </w:t>
+        <w:t xml:space="preserve"> értéket, ahol </w:t>
       </w:r>
       <m:oMath>
         <m:r>
@@ -5742,13 +5669,7 @@
         <w:t>.</w:t>
       </w:r>
       <w:r>
-        <w:t xml:space="preserve"> Csupán a két </w:t>
-      </w:r>
-      <w:r>
-        <w:t xml:space="preserve">kanonikusan címkézett </w:t>
-      </w:r>
-      <w:r>
-        <w:t xml:space="preserve">gráf szomszédossági mátrixát kell összehasonlítani. Ha a mátrixok megegyeznek a gráfok </w:t>
+        <w:t xml:space="preserve"> Csupán a két kanonikusan címkézett gráf szomszédossági mátrixát kell összehasonlítani. Ha a mátrixok megegyeznek a gráfok </w:t>
       </w:r>
       <w:proofErr w:type="spellStart"/>
       <w:r>
@@ -5803,39 +5724,7 @@
           <w:iCs/>
           <w:lang w:eastAsia="hu-HU"/>
         </w:rPr>
-        <w:t xml:space="preserve"> csúcsú véletlen gráf a naiv kanonikus címkézési algoritmus által meghatározott gráfosztályba </w:t>
-      </w:r>
-      <w:r>
-        <w:rPr>
-          <w:i/>
-          <w:iCs/>
-          <w:lang w:eastAsia="hu-HU"/>
-        </w:rPr>
-        <w:t>tartozik,</w:t>
-      </w:r>
-      <w:r>
-        <w:rPr>
-          <w:i/>
-          <w:iCs/>
-          <w:lang w:eastAsia="hu-HU"/>
-        </w:rPr>
-        <w:t xml:space="preserve"> vagyis az eljárás sikeresen, visszautasítás nélkül végrehajtja rajta a </w:t>
-      </w:r>
-      <w:r>
-        <w:rPr>
-          <w:i/>
-          <w:iCs/>
-          <w:lang w:eastAsia="hu-HU"/>
-        </w:rPr>
-        <w:t>címkézést,</w:t>
-      </w:r>
-      <w:r>
-        <w:rPr>
-          <w:i/>
-          <w:iCs/>
-          <w:lang w:eastAsia="hu-HU"/>
-        </w:rPr>
-        <w:t xml:space="preserve"> nagyobb mint:</w:t>
+        <w:t xml:space="preserve"> csúcsú véletlen gráf a naiv kanonikus címkézési algoritmus által meghatározott gráfosztályba tartozik, vagyis az eljárás sikeresen, visszautasítás nélkül végrehajtja rajta a címkézést, nagyobb mint:</w:t>
       </w:r>
       <w:r>
         <w:rPr>
@@ -6528,21 +6417,7 @@
             <w:rFonts w:ascii="Cambria Math" w:hAnsi="Cambria Math"/>
             <w:lang w:eastAsia="hu-HU"/>
           </w:rPr>
-          <m:t>n</m:t>
-        </m:r>
-        <m:r>
-          <w:rPr>
-            <w:rFonts w:ascii="Cambria Math" w:hAnsi="Cambria Math"/>
-            <w:lang w:eastAsia="hu-HU"/>
-          </w:rPr>
-          <m:t>×</m:t>
-        </m:r>
-        <m:r>
-          <w:rPr>
-            <w:rFonts w:ascii="Cambria Math" w:hAnsi="Cambria Math"/>
-            <w:lang w:eastAsia="hu-HU"/>
-          </w:rPr>
-          <m:t>n</m:t>
+          <m:t>n×n</m:t>
         </m:r>
       </m:oMath>
       <w:r>
@@ -7172,13 +7047,7 @@
     </w:p>
     <w:p>
       <w:r>
-        <w:t>Így találtam rá a nyílt forráskódú Cytoscape.js</w:t>
-      </w:r>
-      <w:r>
-        <w:t xml:space="preserve"> </w:t>
-      </w:r>
-      <w:r>
-        <w:t>könyvtárra, amely tökéletesen alkalmas arra, hogy interaktív, egérrel vagy érintéssel mozgatható, gráfokat rajzoljak ki a képernyőre.</w:t>
+        <w:t>Így találtam rá a nyílt forráskódú Cytoscape.js könyvtárra, amely tökéletesen alkalmas arra, hogy interaktív, egérrel vagy érintéssel mozgatható, gráfokat rajzoljak ki a képernyőre.</w:t>
       </w:r>
       <w:r>
         <w:fldChar w:fldCharType="begin"/>
@@ -8106,10 +7975,7 @@
         <w:t>A fejlesztés során bele is estem abba a hibába, hogy habár a gráf tárolási módszerem</w:t>
       </w:r>
       <w:r>
-        <w:t xml:space="preserve"> </w:t>
-      </w:r>
-      <w:r>
-        <w:t xml:space="preserve">és a </w:t>
+        <w:t xml:space="preserve"> és a </w:t>
       </w:r>
       <w:proofErr w:type="spellStart"/>
       <w:r>
@@ -8123,10 +7989,7 @@
         <w:t>, a gráf felvevő funkciónál, nem tiltottam le a párhuzamos élek felvételét</w:t>
       </w:r>
       <w:r>
-        <w:t xml:space="preserve"> </w:t>
-      </w:r>
-      <w:r>
-        <w:t xml:space="preserve">Mivel a háttérben futó matematikai modellem ezt a </w:t>
+        <w:t xml:space="preserve"> Mivel a háttérben futó matematikai modellem ezt a </w:t>
       </w:r>
       <w:proofErr w:type="spellStart"/>
       <w:r>
@@ -8528,13 +8391,2377 @@
         <w:t>gy a vizuális kép és a memóriában tárolt struktúra mindig megegyezik.</w:t>
       </w:r>
     </w:p>
-    <w:p/>
+    <w:p>
+      <w:pPr>
+        <w:pStyle w:val="Cmsor2"/>
+      </w:pPr>
+      <w:r>
+        <w:t>Izomorfizmus tesztelése</w:t>
+      </w:r>
+    </w:p>
+    <w:p>
+      <w:r>
+        <w:t xml:space="preserve">A gráf állapotának tárolása mellett, a programomnak képesnek kellett lennie, komplexebb matematikai tesztek futtatására is, hiszen azt szerettük </w:t>
+      </w:r>
+      <w:r>
+        <w:t>volna,</w:t>
+      </w:r>
+      <w:r>
+        <w:t xml:space="preserve"> hogy képes </w:t>
+      </w:r>
+      <w:r>
+        <w:lastRenderedPageBreak/>
+        <w:t>legyen közepes méretű gráfokon is belátható időn belül izomorfizmust tesztelni, és ennek lépéseit a felhasználóval közölni.</w:t>
+      </w:r>
+    </w:p>
     <w:p>
       <w:pPr>
         <w:tabs>
           <w:tab w:val="left" w:pos="3600"/>
         </w:tabs>
       </w:pPr>
+      <w:r>
+        <w:t>A graph.js fájlban az alábbi fejlettebb gráfelméleti algoritmusokat valósítottam meg:</w:t>
+      </w:r>
+    </w:p>
+    <w:p>
+      <w:pPr>
+        <w:pStyle w:val="Kd"/>
+      </w:pPr>
+      <w:proofErr w:type="spellStart"/>
+      <w:proofErr w:type="gramStart"/>
+      <w:r>
+        <w:t>getDegreeSequence</w:t>
+      </w:r>
+      <w:proofErr w:type="spellEnd"/>
+      <w:r>
+        <w:t>(</w:t>
+      </w:r>
+      <w:proofErr w:type="gramEnd"/>
+      <w:r>
+        <w:t>) {</w:t>
+      </w:r>
+    </w:p>
+    <w:p>
+      <w:pPr>
+        <w:pStyle w:val="Kd"/>
+      </w:pPr>
+      <w:r>
+        <w:t xml:space="preserve">        </w:t>
+      </w:r>
+      <w:proofErr w:type="spellStart"/>
+      <w:r>
+        <w:t>return</w:t>
+      </w:r>
+      <w:proofErr w:type="spellEnd"/>
+      <w:r>
+        <w:t xml:space="preserve"> </w:t>
+      </w:r>
+      <w:proofErr w:type="spellStart"/>
+      <w:r>
+        <w:t>Array.from</w:t>
+      </w:r>
+      <w:proofErr w:type="spellEnd"/>
+      <w:r>
+        <w:t>(</w:t>
+      </w:r>
+      <w:proofErr w:type="spellStart"/>
+      <w:proofErr w:type="gramStart"/>
+      <w:r>
+        <w:t>this.adjacencyList.values</w:t>
+      </w:r>
+      <w:proofErr w:type="spellEnd"/>
+      <w:proofErr w:type="gramEnd"/>
+      <w:r>
+        <w:t>())</w:t>
+      </w:r>
+    </w:p>
+    <w:p>
+      <w:pPr>
+        <w:pStyle w:val="Kd"/>
+      </w:pPr>
+      <w:r>
+        <w:t xml:space="preserve">            </w:t>
+      </w:r>
+      <w:proofErr w:type="gramStart"/>
+      <w:r>
+        <w:t>.map</w:t>
+      </w:r>
+      <w:proofErr w:type="gramEnd"/>
+      <w:r>
+        <w:t>(</w:t>
+      </w:r>
+      <w:proofErr w:type="spellStart"/>
+      <w:r>
+        <w:t>neighbors</w:t>
+      </w:r>
+      <w:proofErr w:type="spellEnd"/>
+      <w:r>
+        <w:t xml:space="preserve"> =&gt; </w:t>
+      </w:r>
+      <w:proofErr w:type="spellStart"/>
+      <w:proofErr w:type="gramStart"/>
+      <w:r>
+        <w:t>neighbors.length</w:t>
+      </w:r>
+      <w:proofErr w:type="spellEnd"/>
+      <w:proofErr w:type="gramEnd"/>
+      <w:r>
+        <w:t>)</w:t>
+      </w:r>
+    </w:p>
+    <w:p>
+      <w:pPr>
+        <w:pStyle w:val="Kd"/>
+      </w:pPr>
+      <w:r>
+        <w:t xml:space="preserve">            </w:t>
+      </w:r>
+      <w:proofErr w:type="gramStart"/>
+      <w:r>
+        <w:t>.sort</w:t>
+      </w:r>
+      <w:proofErr w:type="gramEnd"/>
+      <w:r>
+        <w:t>((a, b) =&gt; b - a);</w:t>
+      </w:r>
+    </w:p>
+    <w:p>
+      <w:pPr>
+        <w:pStyle w:val="Kd"/>
+      </w:pPr>
+      <w:r>
+        <w:t>    }</w:t>
+      </w:r>
+    </w:p>
+    <w:p>
+      <w:r>
+        <w:t xml:space="preserve">A </w:t>
+      </w:r>
+      <w:proofErr w:type="spellStart"/>
+      <w:proofErr w:type="gramStart"/>
+      <w:r>
+        <w:rPr>
+          <w:rFonts w:ascii="Consolas" w:hAnsi="Consolas"/>
+          <w:sz w:val="20"/>
+          <w:szCs w:val="20"/>
+        </w:rPr>
+        <w:t>getDegreeSequence</w:t>
+      </w:r>
+      <w:proofErr w:type="spellEnd"/>
+      <w:r>
+        <w:rPr>
+          <w:rFonts w:ascii="Consolas" w:hAnsi="Consolas"/>
+          <w:sz w:val="20"/>
+          <w:szCs w:val="20"/>
+        </w:rPr>
+        <w:t>(</w:t>
+      </w:r>
+      <w:proofErr w:type="gramEnd"/>
+      <w:r>
+        <w:rPr>
+          <w:rFonts w:ascii="Consolas" w:hAnsi="Consolas"/>
+          <w:sz w:val="20"/>
+          <w:szCs w:val="20"/>
+        </w:rPr>
+        <w:t>)</w:t>
+      </w:r>
+      <w:r>
+        <w:t xml:space="preserve"> függvény visszaadja a gráf fokszámsorozatát, tehát a szomszédossági lista hosszából megállapítja az összes csúcs fokszámát, és visszaadja őket egy nem növekvő sorrendbe rendezett listában.</w:t>
+      </w:r>
+    </w:p>
+    <w:p>
+      <w:pPr>
+        <w:pStyle w:val="Kd"/>
+      </w:pPr>
+      <w:r>
+        <w:t xml:space="preserve">    </w:t>
+      </w:r>
+      <w:proofErr w:type="spellStart"/>
+      <w:proofErr w:type="gramStart"/>
+      <w:r>
+        <w:t>getComponentCount</w:t>
+      </w:r>
+      <w:proofErr w:type="spellEnd"/>
+      <w:r>
+        <w:t>(</w:t>
+      </w:r>
+      <w:proofErr w:type="gramEnd"/>
+      <w:r>
+        <w:t>) {</w:t>
+      </w:r>
+    </w:p>
+    <w:p>
+      <w:pPr>
+        <w:pStyle w:val="Kd"/>
+      </w:pPr>
+      <w:r>
+        <w:t xml:space="preserve">    const </w:t>
+      </w:r>
+      <w:proofErr w:type="spellStart"/>
+      <w:r>
+        <w:t>visited</w:t>
+      </w:r>
+      <w:proofErr w:type="spellEnd"/>
+      <w:r>
+        <w:t xml:space="preserve"> = </w:t>
+      </w:r>
+      <w:proofErr w:type="spellStart"/>
+      <w:r>
+        <w:t>new</w:t>
+      </w:r>
+      <w:proofErr w:type="spellEnd"/>
+      <w:r>
+        <w:t xml:space="preserve"> </w:t>
+      </w:r>
+      <w:proofErr w:type="spellStart"/>
+      <w:proofErr w:type="gramStart"/>
+      <w:r>
+        <w:t>Set</w:t>
+      </w:r>
+      <w:proofErr w:type="spellEnd"/>
+      <w:r>
+        <w:t>(</w:t>
+      </w:r>
+      <w:proofErr w:type="gramEnd"/>
+      <w:r>
+        <w:t>);</w:t>
+      </w:r>
+    </w:p>
+    <w:p>
+      <w:pPr>
+        <w:pStyle w:val="Kd"/>
+      </w:pPr>
+      <w:r>
+        <w:t xml:space="preserve">    </w:t>
+      </w:r>
+      <w:proofErr w:type="spellStart"/>
+      <w:r>
+        <w:t>let</w:t>
+      </w:r>
+      <w:proofErr w:type="spellEnd"/>
+      <w:r>
+        <w:t xml:space="preserve"> </w:t>
+      </w:r>
+      <w:proofErr w:type="spellStart"/>
+      <w:r>
+        <w:t>count</w:t>
+      </w:r>
+      <w:proofErr w:type="spellEnd"/>
+      <w:r>
+        <w:t xml:space="preserve"> = 0;</w:t>
+      </w:r>
+    </w:p>
+    <w:p>
+      <w:pPr>
+        <w:pStyle w:val="Kd"/>
+      </w:pPr>
+    </w:p>
+    <w:p>
+      <w:pPr>
+        <w:pStyle w:val="Kd"/>
+      </w:pPr>
+      <w:r>
+        <w:t xml:space="preserve">    </w:t>
+      </w:r>
+      <w:proofErr w:type="spellStart"/>
+      <w:r>
+        <w:t>for</w:t>
+      </w:r>
+      <w:proofErr w:type="spellEnd"/>
+      <w:r>
+        <w:t xml:space="preserve"> (</w:t>
+      </w:r>
+      <w:proofErr w:type="spellStart"/>
+      <w:r>
+        <w:t>let</w:t>
+      </w:r>
+      <w:proofErr w:type="spellEnd"/>
+      <w:r>
+        <w:t xml:space="preserve"> </w:t>
+      </w:r>
+      <w:proofErr w:type="spellStart"/>
+      <w:r>
+        <w:t>vertex</w:t>
+      </w:r>
+      <w:proofErr w:type="spellEnd"/>
+      <w:r>
+        <w:t xml:space="preserve"> of </w:t>
+      </w:r>
+      <w:proofErr w:type="spellStart"/>
+      <w:proofErr w:type="gramStart"/>
+      <w:r>
+        <w:t>this.adjacencyList.keys</w:t>
+      </w:r>
+      <w:proofErr w:type="spellEnd"/>
+      <w:proofErr w:type="gramEnd"/>
+      <w:r>
+        <w:t>()) {</w:t>
+      </w:r>
+    </w:p>
+    <w:p>
+      <w:pPr>
+        <w:pStyle w:val="Kd"/>
+      </w:pPr>
+      <w:r>
+        <w:t xml:space="preserve">        </w:t>
+      </w:r>
+      <w:proofErr w:type="spellStart"/>
+      <w:r>
+        <w:t>if</w:t>
+      </w:r>
+      <w:proofErr w:type="spellEnd"/>
+      <w:r>
+        <w:t xml:space="preserve"> </w:t>
+      </w:r>
+      <w:proofErr w:type="gramStart"/>
+      <w:r>
+        <w:t>(!</w:t>
+      </w:r>
+      <w:proofErr w:type="spellStart"/>
+      <w:r>
+        <w:t>visited.has</w:t>
+      </w:r>
+      <w:proofErr w:type="spellEnd"/>
+      <w:proofErr w:type="gramEnd"/>
+      <w:r>
+        <w:t>(</w:t>
+      </w:r>
+      <w:proofErr w:type="spellStart"/>
+      <w:r>
+        <w:t>vertex</w:t>
+      </w:r>
+      <w:proofErr w:type="spellEnd"/>
+      <w:r>
+        <w:t>)) {</w:t>
+      </w:r>
+    </w:p>
+    <w:p>
+      <w:pPr>
+        <w:pStyle w:val="Kd"/>
+      </w:pPr>
+      <w:r>
+        <w:t xml:space="preserve">            </w:t>
+      </w:r>
+      <w:proofErr w:type="spellStart"/>
+      <w:r>
+        <w:t>count</w:t>
+      </w:r>
+      <w:proofErr w:type="spellEnd"/>
+      <w:r>
+        <w:t>++;</w:t>
+      </w:r>
+    </w:p>
+    <w:p>
+      <w:pPr>
+        <w:pStyle w:val="Kd"/>
+      </w:pPr>
+      <w:r>
+        <w:t>            // Bejárjuk az adott komponenst (BFS)</w:t>
+      </w:r>
+    </w:p>
+    <w:p>
+      <w:pPr>
+        <w:pStyle w:val="Kd"/>
+      </w:pPr>
+      <w:r>
+        <w:t xml:space="preserve">            const </w:t>
+      </w:r>
+      <w:proofErr w:type="spellStart"/>
+      <w:r>
+        <w:t>queue</w:t>
+      </w:r>
+      <w:proofErr w:type="spellEnd"/>
+      <w:r>
+        <w:t xml:space="preserve"> = [</w:t>
+      </w:r>
+      <w:proofErr w:type="spellStart"/>
+      <w:r>
+        <w:t>vertex</w:t>
+      </w:r>
+      <w:proofErr w:type="spellEnd"/>
+      <w:r>
+        <w:t>];</w:t>
+      </w:r>
+    </w:p>
+    <w:p>
+      <w:pPr>
+        <w:pStyle w:val="Kd"/>
+      </w:pPr>
+      <w:r>
+        <w:t xml:space="preserve">            </w:t>
+      </w:r>
+      <w:proofErr w:type="spellStart"/>
+      <w:r>
+        <w:t>visited.add</w:t>
+      </w:r>
+      <w:proofErr w:type="spellEnd"/>
+      <w:r>
+        <w:t>(</w:t>
+      </w:r>
+      <w:proofErr w:type="spellStart"/>
+      <w:r>
+        <w:t>vertex</w:t>
+      </w:r>
+      <w:proofErr w:type="spellEnd"/>
+      <w:r>
+        <w:t>);</w:t>
+      </w:r>
+    </w:p>
+    <w:p>
+      <w:pPr>
+        <w:pStyle w:val="Kd"/>
+      </w:pPr>
+    </w:p>
+    <w:p>
+      <w:pPr>
+        <w:pStyle w:val="Kd"/>
+      </w:pPr>
+      <w:r>
+        <w:t xml:space="preserve">            </w:t>
+      </w:r>
+      <w:proofErr w:type="spellStart"/>
+      <w:r>
+        <w:t>while</w:t>
+      </w:r>
+      <w:proofErr w:type="spellEnd"/>
+      <w:r>
+        <w:t xml:space="preserve"> (</w:t>
+      </w:r>
+      <w:proofErr w:type="spellStart"/>
+      <w:proofErr w:type="gramStart"/>
+      <w:r>
+        <w:t>queue.length</w:t>
+      </w:r>
+      <w:proofErr w:type="spellEnd"/>
+      <w:proofErr w:type="gramEnd"/>
+      <w:r>
+        <w:t xml:space="preserve"> &gt; 0) {</w:t>
+      </w:r>
+    </w:p>
+    <w:p>
+      <w:pPr>
+        <w:pStyle w:val="Kd"/>
+      </w:pPr>
+      <w:r>
+        <w:t xml:space="preserve">                const </w:t>
+      </w:r>
+      <w:proofErr w:type="spellStart"/>
+      <w:r>
+        <w:t>current</w:t>
+      </w:r>
+      <w:proofErr w:type="spellEnd"/>
+      <w:r>
+        <w:t xml:space="preserve"> = </w:t>
+      </w:r>
+      <w:proofErr w:type="spellStart"/>
+      <w:proofErr w:type="gramStart"/>
+      <w:r>
+        <w:t>queue.shift</w:t>
+      </w:r>
+      <w:proofErr w:type="spellEnd"/>
+      <w:proofErr w:type="gramEnd"/>
+      <w:r>
+        <w:t>();</w:t>
+      </w:r>
+    </w:p>
+    <w:p>
+      <w:pPr>
+        <w:pStyle w:val="Kd"/>
+      </w:pPr>
+      <w:r>
+        <w:t xml:space="preserve">                const </w:t>
+      </w:r>
+      <w:proofErr w:type="spellStart"/>
+      <w:r>
+        <w:t>neighbors</w:t>
+      </w:r>
+      <w:proofErr w:type="spellEnd"/>
+      <w:r>
+        <w:t xml:space="preserve"> = </w:t>
+      </w:r>
+      <w:proofErr w:type="spellStart"/>
+      <w:r>
+        <w:t>this.adjacencyList.get</w:t>
+      </w:r>
+      <w:proofErr w:type="spellEnd"/>
+      <w:r>
+        <w:t>(</w:t>
+      </w:r>
+      <w:proofErr w:type="spellStart"/>
+      <w:r>
+        <w:t>current</w:t>
+      </w:r>
+      <w:proofErr w:type="spellEnd"/>
+      <w:r>
+        <w:t>) || [];</w:t>
+      </w:r>
+    </w:p>
+    <w:p>
+      <w:pPr>
+        <w:pStyle w:val="Kd"/>
+      </w:pPr>
+      <w:r>
+        <w:t xml:space="preserve">                </w:t>
+      </w:r>
+      <w:proofErr w:type="spellStart"/>
+      <w:r>
+        <w:t>for</w:t>
+      </w:r>
+      <w:proofErr w:type="spellEnd"/>
+      <w:r>
+        <w:t xml:space="preserve"> (</w:t>
+      </w:r>
+      <w:proofErr w:type="spellStart"/>
+      <w:r>
+        <w:t>let</w:t>
+      </w:r>
+      <w:proofErr w:type="spellEnd"/>
+      <w:r>
+        <w:t xml:space="preserve"> </w:t>
+      </w:r>
+      <w:proofErr w:type="spellStart"/>
+      <w:r>
+        <w:t>neighbor</w:t>
+      </w:r>
+      <w:proofErr w:type="spellEnd"/>
+      <w:r>
+        <w:t xml:space="preserve"> of </w:t>
+      </w:r>
+      <w:proofErr w:type="spellStart"/>
+      <w:r>
+        <w:t>neighbors</w:t>
+      </w:r>
+      <w:proofErr w:type="spellEnd"/>
+      <w:r>
+        <w:t>) {</w:t>
+      </w:r>
+    </w:p>
+    <w:p>
+      <w:pPr>
+        <w:pStyle w:val="Kd"/>
+      </w:pPr>
+      <w:r>
+        <w:t xml:space="preserve">                    </w:t>
+      </w:r>
+      <w:proofErr w:type="spellStart"/>
+      <w:r>
+        <w:t>if</w:t>
+      </w:r>
+      <w:proofErr w:type="spellEnd"/>
+      <w:r>
+        <w:t xml:space="preserve"> </w:t>
+      </w:r>
+      <w:proofErr w:type="gramStart"/>
+      <w:r>
+        <w:t>(!</w:t>
+      </w:r>
+      <w:proofErr w:type="spellStart"/>
+      <w:r>
+        <w:t>visited.has</w:t>
+      </w:r>
+      <w:proofErr w:type="spellEnd"/>
+      <w:proofErr w:type="gramEnd"/>
+      <w:r>
+        <w:t>(</w:t>
+      </w:r>
+      <w:proofErr w:type="spellStart"/>
+      <w:r>
+        <w:t>neighbor</w:t>
+      </w:r>
+      <w:proofErr w:type="spellEnd"/>
+      <w:r>
+        <w:t>)) {</w:t>
+      </w:r>
+    </w:p>
+    <w:p>
+      <w:pPr>
+        <w:pStyle w:val="Kd"/>
+      </w:pPr>
+      <w:r>
+        <w:t xml:space="preserve">                        </w:t>
+      </w:r>
+      <w:proofErr w:type="spellStart"/>
+      <w:r>
+        <w:t>visited.add</w:t>
+      </w:r>
+      <w:proofErr w:type="spellEnd"/>
+      <w:r>
+        <w:t>(</w:t>
+      </w:r>
+      <w:proofErr w:type="spellStart"/>
+      <w:r>
+        <w:t>neighbor</w:t>
+      </w:r>
+      <w:proofErr w:type="spellEnd"/>
+      <w:r>
+        <w:t>);</w:t>
+      </w:r>
+    </w:p>
+    <w:p>
+      <w:pPr>
+        <w:pStyle w:val="Kd"/>
+      </w:pPr>
+      <w:r>
+        <w:t xml:space="preserve">                        </w:t>
+      </w:r>
+      <w:proofErr w:type="spellStart"/>
+      <w:proofErr w:type="gramStart"/>
+      <w:r>
+        <w:t>queue.push</w:t>
+      </w:r>
+      <w:proofErr w:type="spellEnd"/>
+      <w:proofErr w:type="gramEnd"/>
+      <w:r>
+        <w:t>(</w:t>
+      </w:r>
+      <w:proofErr w:type="spellStart"/>
+      <w:r>
+        <w:t>neighbor</w:t>
+      </w:r>
+      <w:proofErr w:type="spellEnd"/>
+      <w:r>
+        <w:t>);</w:t>
+      </w:r>
+    </w:p>
+    <w:p>
+      <w:pPr>
+        <w:pStyle w:val="Kd"/>
+      </w:pPr>
+      <w:r>
+        <w:t>                    }</w:t>
+      </w:r>
+    </w:p>
+    <w:p>
+      <w:pPr>
+        <w:pStyle w:val="Kd"/>
+      </w:pPr>
+      <w:r>
+        <w:t>                }</w:t>
+      </w:r>
+    </w:p>
+    <w:p>
+      <w:pPr>
+        <w:pStyle w:val="Kd"/>
+      </w:pPr>
+      <w:r>
+        <w:t>            }</w:t>
+      </w:r>
+    </w:p>
+    <w:p>
+      <w:pPr>
+        <w:pStyle w:val="Kd"/>
+      </w:pPr>
+      <w:r>
+        <w:t>        }</w:t>
+      </w:r>
+    </w:p>
+    <w:p>
+      <w:pPr>
+        <w:pStyle w:val="Kd"/>
+      </w:pPr>
+      <w:r>
+        <w:t>    }</w:t>
+      </w:r>
+    </w:p>
+    <w:p>
+      <w:pPr>
+        <w:pStyle w:val="Kd"/>
+      </w:pPr>
+      <w:r>
+        <w:t xml:space="preserve">    </w:t>
+      </w:r>
+      <w:proofErr w:type="spellStart"/>
+      <w:r>
+        <w:t>return</w:t>
+      </w:r>
+      <w:proofErr w:type="spellEnd"/>
+      <w:r>
+        <w:t xml:space="preserve"> </w:t>
+      </w:r>
+      <w:proofErr w:type="spellStart"/>
+      <w:r>
+        <w:t>count</w:t>
+      </w:r>
+      <w:proofErr w:type="spellEnd"/>
+      <w:r>
+        <w:t>;</w:t>
+      </w:r>
+    </w:p>
+    <w:p>
+      <w:pPr>
+        <w:pStyle w:val="Kd"/>
+      </w:pPr>
+      <w:r>
+        <w:t>}</w:t>
+      </w:r>
+    </w:p>
+    <w:p>
+      <w:r>
+        <w:t xml:space="preserve">A </w:t>
+      </w:r>
+      <w:proofErr w:type="spellStart"/>
+      <w:proofErr w:type="gramStart"/>
+      <w:r>
+        <w:rPr>
+          <w:rFonts w:ascii="Consolas" w:hAnsi="Consolas"/>
+          <w:sz w:val="20"/>
+          <w:szCs w:val="20"/>
+        </w:rPr>
+        <w:t>getComponentCount</w:t>
+      </w:r>
+      <w:proofErr w:type="spellEnd"/>
+      <w:r>
+        <w:rPr>
+          <w:rFonts w:ascii="Consolas" w:hAnsi="Consolas"/>
+          <w:sz w:val="20"/>
+          <w:szCs w:val="20"/>
+        </w:rPr>
+        <w:t>(</w:t>
+      </w:r>
+      <w:proofErr w:type="gramEnd"/>
+      <w:r>
+        <w:rPr>
+          <w:rFonts w:ascii="Consolas" w:hAnsi="Consolas"/>
+          <w:sz w:val="20"/>
+          <w:szCs w:val="20"/>
+        </w:rPr>
+        <w:t>)</w:t>
+      </w:r>
+      <w:r>
+        <w:rPr>
+          <w:rFonts w:ascii="Consolas" w:hAnsi="Consolas"/>
+          <w:sz w:val="20"/>
+          <w:szCs w:val="20"/>
+        </w:rPr>
+        <w:t xml:space="preserve">, </w:t>
+      </w:r>
+      <w:r>
+        <w:t>a gráf komponens</w:t>
+      </w:r>
+      <w:r>
+        <w:t>einek</w:t>
+      </w:r>
+      <w:r>
+        <w:t xml:space="preserve"> számát adja vissza</w:t>
+      </w:r>
+      <w:r>
+        <w:rPr>
+          <w:rFonts w:ascii="Consolas" w:hAnsi="Consolas"/>
+          <w:sz w:val="20"/>
+          <w:szCs w:val="20"/>
+        </w:rPr>
+        <w:t xml:space="preserve">, a </w:t>
+      </w:r>
+      <w:r>
+        <w:t>függvény</w:t>
+      </w:r>
+      <w:r>
+        <w:t xml:space="preserve"> </w:t>
+      </w:r>
+      <w:r>
+        <w:t>egy szélességi bejárást</w:t>
+      </w:r>
+      <w:r>
+        <w:t>, BFS-t</w:t>
+      </w:r>
+      <w:r>
+        <w:t xml:space="preserve"> alkalmaz. Egy </w:t>
+      </w:r>
+      <w:proofErr w:type="spellStart"/>
+      <w:r>
+        <w:rPr>
+          <w:rFonts w:ascii="Consolas" w:hAnsi="Consolas"/>
+          <w:sz w:val="20"/>
+          <w:szCs w:val="20"/>
+        </w:rPr>
+        <w:t>visited</w:t>
+      </w:r>
+      <w:proofErr w:type="spellEnd"/>
+      <w:r>
+        <w:t xml:space="preserve"> halmaz segítségével addig indít új bejárási ciklusokat, amíg a gráf összes csúcsát fel nem térképezi, és így pontosan megállapítja a gráf független komponenseinek számát.</w:t>
+      </w:r>
+    </w:p>
+    <w:p>
+      <w:pPr>
+        <w:pStyle w:val="Kd"/>
+      </w:pPr>
+      <w:proofErr w:type="spellStart"/>
+      <w:proofErr w:type="gramStart"/>
+      <w:r>
+        <w:t>getEccentricitySequence</w:t>
+      </w:r>
+      <w:proofErr w:type="spellEnd"/>
+      <w:r>
+        <w:t>(</w:t>
+      </w:r>
+      <w:proofErr w:type="gramEnd"/>
+      <w:r>
+        <w:t>) {</w:t>
+      </w:r>
+    </w:p>
+    <w:p>
+      <w:pPr>
+        <w:pStyle w:val="Kd"/>
+      </w:pPr>
+      <w:r>
+        <w:t xml:space="preserve">    const </w:t>
+      </w:r>
+      <w:proofErr w:type="spellStart"/>
+      <w:r>
+        <w:t>eccentricities</w:t>
+      </w:r>
+      <w:proofErr w:type="spellEnd"/>
+      <w:r>
+        <w:t xml:space="preserve"> = [];</w:t>
+      </w:r>
+    </w:p>
+    <w:p>
+      <w:pPr>
+        <w:pStyle w:val="Kd"/>
+      </w:pPr>
+      <w:r>
+        <w:t xml:space="preserve">    const </w:t>
+      </w:r>
+      <w:proofErr w:type="spellStart"/>
+      <w:r>
+        <w:t>vertices</w:t>
+      </w:r>
+      <w:proofErr w:type="spellEnd"/>
+      <w:r>
+        <w:t xml:space="preserve"> = </w:t>
+      </w:r>
+      <w:proofErr w:type="spellStart"/>
+      <w:r>
+        <w:t>Array.from</w:t>
+      </w:r>
+      <w:proofErr w:type="spellEnd"/>
+      <w:r>
+        <w:t>(</w:t>
+      </w:r>
+      <w:proofErr w:type="spellStart"/>
+      <w:proofErr w:type="gramStart"/>
+      <w:r>
+        <w:t>this.adjacencyList.keys</w:t>
+      </w:r>
+      <w:proofErr w:type="spellEnd"/>
+      <w:proofErr w:type="gramEnd"/>
+      <w:r>
+        <w:t>());</w:t>
+      </w:r>
+    </w:p>
+    <w:p>
+      <w:pPr>
+        <w:pStyle w:val="Kd"/>
+      </w:pPr>
+    </w:p>
+    <w:p>
+      <w:pPr>
+        <w:pStyle w:val="Kd"/>
+      </w:pPr>
+      <w:r>
+        <w:t xml:space="preserve">    </w:t>
+      </w:r>
+      <w:proofErr w:type="spellStart"/>
+      <w:r>
+        <w:t>for</w:t>
+      </w:r>
+      <w:proofErr w:type="spellEnd"/>
+      <w:r>
+        <w:t xml:space="preserve"> (</w:t>
+      </w:r>
+      <w:proofErr w:type="spellStart"/>
+      <w:r>
+        <w:t>let</w:t>
+      </w:r>
+      <w:proofErr w:type="spellEnd"/>
+      <w:r>
+        <w:t xml:space="preserve"> </w:t>
+      </w:r>
+      <w:proofErr w:type="spellStart"/>
+      <w:r>
+        <w:t>startNode</w:t>
+      </w:r>
+      <w:proofErr w:type="spellEnd"/>
+      <w:r>
+        <w:t xml:space="preserve"> of </w:t>
+      </w:r>
+      <w:proofErr w:type="spellStart"/>
+      <w:r>
+        <w:t>vertices</w:t>
+      </w:r>
+      <w:proofErr w:type="spellEnd"/>
+      <w:r>
+        <w:t>) {</w:t>
+      </w:r>
+    </w:p>
+    <w:p>
+      <w:pPr>
+        <w:pStyle w:val="Kd"/>
+      </w:pPr>
+      <w:r>
+        <w:t xml:space="preserve">        </w:t>
+      </w:r>
+      <w:proofErr w:type="spellStart"/>
+      <w:r>
+        <w:t>let</w:t>
+      </w:r>
+      <w:proofErr w:type="spellEnd"/>
+      <w:r>
+        <w:t xml:space="preserve"> </w:t>
+      </w:r>
+      <w:proofErr w:type="spellStart"/>
+      <w:r>
+        <w:t>maxDist</w:t>
+      </w:r>
+      <w:proofErr w:type="spellEnd"/>
+      <w:r>
+        <w:t xml:space="preserve"> = 0;</w:t>
+      </w:r>
+    </w:p>
+    <w:p>
+      <w:pPr>
+        <w:pStyle w:val="Kd"/>
+      </w:pPr>
+      <w:r>
+        <w:lastRenderedPageBreak/>
+        <w:t xml:space="preserve">        const </w:t>
+      </w:r>
+      <w:proofErr w:type="spellStart"/>
+      <w:r>
+        <w:t>distances</w:t>
+      </w:r>
+      <w:proofErr w:type="spellEnd"/>
+      <w:r>
+        <w:t xml:space="preserve"> = </w:t>
+      </w:r>
+      <w:proofErr w:type="spellStart"/>
+      <w:r>
+        <w:t>new</w:t>
+      </w:r>
+      <w:proofErr w:type="spellEnd"/>
+      <w:r>
+        <w:t xml:space="preserve"> </w:t>
+      </w:r>
+      <w:proofErr w:type="gramStart"/>
+      <w:r>
+        <w:t>Map(</w:t>
+      </w:r>
+      <w:proofErr w:type="gramEnd"/>
+      <w:r>
+        <w:t>);</w:t>
+      </w:r>
+    </w:p>
+    <w:p>
+      <w:pPr>
+        <w:pStyle w:val="Kd"/>
+      </w:pPr>
+      <w:r>
+        <w:t xml:space="preserve">        const </w:t>
+      </w:r>
+      <w:proofErr w:type="spellStart"/>
+      <w:r>
+        <w:t>queue</w:t>
+      </w:r>
+      <w:proofErr w:type="spellEnd"/>
+      <w:r>
+        <w:t xml:space="preserve"> = [[</w:t>
+      </w:r>
+      <w:proofErr w:type="spellStart"/>
+      <w:r>
+        <w:t>startNode</w:t>
+      </w:r>
+      <w:proofErr w:type="spellEnd"/>
+      <w:r>
+        <w:t>, 0]];</w:t>
+      </w:r>
+    </w:p>
+    <w:p>
+      <w:pPr>
+        <w:pStyle w:val="Kd"/>
+      </w:pPr>
+      <w:r>
+        <w:t xml:space="preserve">        </w:t>
+      </w:r>
+      <w:proofErr w:type="spellStart"/>
+      <w:proofErr w:type="gramStart"/>
+      <w:r>
+        <w:t>distances.set</w:t>
+      </w:r>
+      <w:proofErr w:type="spellEnd"/>
+      <w:r>
+        <w:t>(</w:t>
+      </w:r>
+      <w:proofErr w:type="spellStart"/>
+      <w:proofErr w:type="gramEnd"/>
+      <w:r>
+        <w:t>startNode</w:t>
+      </w:r>
+      <w:proofErr w:type="spellEnd"/>
+      <w:r>
+        <w:t>, 0);</w:t>
+      </w:r>
+    </w:p>
+    <w:p>
+      <w:pPr>
+        <w:pStyle w:val="Kd"/>
+      </w:pPr>
+    </w:p>
+    <w:p>
+      <w:pPr>
+        <w:pStyle w:val="Kd"/>
+      </w:pPr>
+      <w:r>
+        <w:t>        // BFS (Szélességi keresés) a távolságok mérésére</w:t>
+      </w:r>
+    </w:p>
+    <w:p>
+      <w:pPr>
+        <w:pStyle w:val="Kd"/>
+      </w:pPr>
+      <w:r>
+        <w:t xml:space="preserve">        </w:t>
+      </w:r>
+      <w:proofErr w:type="spellStart"/>
+      <w:r>
+        <w:t>while</w:t>
+      </w:r>
+      <w:proofErr w:type="spellEnd"/>
+      <w:r>
+        <w:t xml:space="preserve"> (</w:t>
+      </w:r>
+      <w:proofErr w:type="spellStart"/>
+      <w:proofErr w:type="gramStart"/>
+      <w:r>
+        <w:t>queue.length</w:t>
+      </w:r>
+      <w:proofErr w:type="spellEnd"/>
+      <w:proofErr w:type="gramEnd"/>
+      <w:r>
+        <w:t xml:space="preserve"> &gt; 0) {</w:t>
+      </w:r>
+    </w:p>
+    <w:p>
+      <w:pPr>
+        <w:pStyle w:val="Kd"/>
+      </w:pPr>
+      <w:r>
+        <w:t>            const [</w:t>
+      </w:r>
+      <w:proofErr w:type="spellStart"/>
+      <w:r>
+        <w:t>current</w:t>
+      </w:r>
+      <w:proofErr w:type="spellEnd"/>
+      <w:r>
+        <w:t xml:space="preserve">, </w:t>
+      </w:r>
+      <w:proofErr w:type="spellStart"/>
+      <w:r>
+        <w:t>dist</w:t>
+      </w:r>
+      <w:proofErr w:type="spellEnd"/>
+      <w:r>
+        <w:t xml:space="preserve">] = </w:t>
+      </w:r>
+      <w:proofErr w:type="spellStart"/>
+      <w:proofErr w:type="gramStart"/>
+      <w:r>
+        <w:t>queue.shift</w:t>
+      </w:r>
+      <w:proofErr w:type="spellEnd"/>
+      <w:proofErr w:type="gramEnd"/>
+      <w:r>
+        <w:t>();</w:t>
+      </w:r>
+    </w:p>
+    <w:p>
+      <w:pPr>
+        <w:pStyle w:val="Kd"/>
+      </w:pPr>
+      <w:r>
+        <w:t xml:space="preserve">            </w:t>
+      </w:r>
+      <w:proofErr w:type="spellStart"/>
+      <w:r>
+        <w:t>maxDist</w:t>
+      </w:r>
+      <w:proofErr w:type="spellEnd"/>
+      <w:r>
+        <w:t xml:space="preserve"> = </w:t>
+      </w:r>
+      <w:proofErr w:type="spellStart"/>
+      <w:proofErr w:type="gramStart"/>
+      <w:r>
+        <w:t>Math.max</w:t>
+      </w:r>
+      <w:proofErr w:type="spellEnd"/>
+      <w:r>
+        <w:t>(</w:t>
+      </w:r>
+      <w:proofErr w:type="spellStart"/>
+      <w:proofErr w:type="gramEnd"/>
+      <w:r>
+        <w:t>maxDist</w:t>
+      </w:r>
+      <w:proofErr w:type="spellEnd"/>
+      <w:r>
+        <w:t xml:space="preserve">, </w:t>
+      </w:r>
+      <w:proofErr w:type="spellStart"/>
+      <w:r>
+        <w:t>dist</w:t>
+      </w:r>
+      <w:proofErr w:type="spellEnd"/>
+      <w:r>
+        <w:t>);</w:t>
+      </w:r>
+    </w:p>
+    <w:p>
+      <w:pPr>
+        <w:pStyle w:val="Kd"/>
+      </w:pPr>
+    </w:p>
+    <w:p>
+      <w:pPr>
+        <w:pStyle w:val="Kd"/>
+      </w:pPr>
+      <w:r>
+        <w:t xml:space="preserve">            const </w:t>
+      </w:r>
+      <w:proofErr w:type="spellStart"/>
+      <w:r>
+        <w:t>neighbors</w:t>
+      </w:r>
+      <w:proofErr w:type="spellEnd"/>
+      <w:r>
+        <w:t xml:space="preserve"> = </w:t>
+      </w:r>
+      <w:proofErr w:type="spellStart"/>
+      <w:r>
+        <w:t>this.adjacencyList.get</w:t>
+      </w:r>
+      <w:proofErr w:type="spellEnd"/>
+      <w:r>
+        <w:t>(</w:t>
+      </w:r>
+      <w:proofErr w:type="spellStart"/>
+      <w:r>
+        <w:t>current</w:t>
+      </w:r>
+      <w:proofErr w:type="spellEnd"/>
+      <w:r>
+        <w:t>) || [];</w:t>
+      </w:r>
+    </w:p>
+    <w:p>
+      <w:pPr>
+        <w:pStyle w:val="Kd"/>
+      </w:pPr>
+      <w:r>
+        <w:t xml:space="preserve">            </w:t>
+      </w:r>
+      <w:proofErr w:type="spellStart"/>
+      <w:r>
+        <w:t>for</w:t>
+      </w:r>
+      <w:proofErr w:type="spellEnd"/>
+      <w:r>
+        <w:t xml:space="preserve"> (</w:t>
+      </w:r>
+      <w:proofErr w:type="spellStart"/>
+      <w:r>
+        <w:t>let</w:t>
+      </w:r>
+      <w:proofErr w:type="spellEnd"/>
+      <w:r>
+        <w:t xml:space="preserve"> </w:t>
+      </w:r>
+      <w:proofErr w:type="spellStart"/>
+      <w:r>
+        <w:t>neighbor</w:t>
+      </w:r>
+      <w:proofErr w:type="spellEnd"/>
+      <w:r>
+        <w:t xml:space="preserve"> of </w:t>
+      </w:r>
+      <w:proofErr w:type="spellStart"/>
+      <w:r>
+        <w:t>neighbors</w:t>
+      </w:r>
+      <w:proofErr w:type="spellEnd"/>
+      <w:r>
+        <w:t>) {</w:t>
+      </w:r>
+    </w:p>
+    <w:p>
+      <w:pPr>
+        <w:pStyle w:val="Kd"/>
+      </w:pPr>
+      <w:r>
+        <w:t xml:space="preserve">                </w:t>
+      </w:r>
+      <w:proofErr w:type="spellStart"/>
+      <w:r>
+        <w:t>if</w:t>
+      </w:r>
+      <w:proofErr w:type="spellEnd"/>
+      <w:r>
+        <w:t xml:space="preserve"> </w:t>
+      </w:r>
+      <w:proofErr w:type="gramStart"/>
+      <w:r>
+        <w:t>(!</w:t>
+      </w:r>
+      <w:proofErr w:type="spellStart"/>
+      <w:r>
+        <w:t>distances.has</w:t>
+      </w:r>
+      <w:proofErr w:type="spellEnd"/>
+      <w:proofErr w:type="gramEnd"/>
+      <w:r>
+        <w:t>(</w:t>
+      </w:r>
+      <w:proofErr w:type="spellStart"/>
+      <w:r>
+        <w:t>neighbor</w:t>
+      </w:r>
+      <w:proofErr w:type="spellEnd"/>
+      <w:r>
+        <w:t>)) {</w:t>
+      </w:r>
+    </w:p>
+    <w:p>
+      <w:pPr>
+        <w:pStyle w:val="Kd"/>
+      </w:pPr>
+      <w:r>
+        <w:t xml:space="preserve">                    </w:t>
+      </w:r>
+      <w:proofErr w:type="spellStart"/>
+      <w:proofErr w:type="gramStart"/>
+      <w:r>
+        <w:t>distances.set</w:t>
+      </w:r>
+      <w:proofErr w:type="spellEnd"/>
+      <w:r>
+        <w:t>(</w:t>
+      </w:r>
+      <w:proofErr w:type="spellStart"/>
+      <w:proofErr w:type="gramEnd"/>
+      <w:r>
+        <w:t>neighbor</w:t>
+      </w:r>
+      <w:proofErr w:type="spellEnd"/>
+      <w:r>
+        <w:t xml:space="preserve">, </w:t>
+      </w:r>
+      <w:proofErr w:type="spellStart"/>
+      <w:r>
+        <w:t>dist</w:t>
+      </w:r>
+      <w:proofErr w:type="spellEnd"/>
+      <w:r>
+        <w:t xml:space="preserve"> + 1);</w:t>
+      </w:r>
+    </w:p>
+    <w:p>
+      <w:pPr>
+        <w:pStyle w:val="Kd"/>
+      </w:pPr>
+      <w:r>
+        <w:t xml:space="preserve">                    </w:t>
+      </w:r>
+      <w:proofErr w:type="spellStart"/>
+      <w:proofErr w:type="gramStart"/>
+      <w:r>
+        <w:t>queue.push</w:t>
+      </w:r>
+      <w:proofErr w:type="spellEnd"/>
+      <w:proofErr w:type="gramEnd"/>
+      <w:r>
+        <w:t>([</w:t>
+      </w:r>
+      <w:proofErr w:type="spellStart"/>
+      <w:r>
+        <w:t>neighbor</w:t>
+      </w:r>
+      <w:proofErr w:type="spellEnd"/>
+      <w:r>
+        <w:t xml:space="preserve">, </w:t>
+      </w:r>
+      <w:proofErr w:type="spellStart"/>
+      <w:r>
+        <w:t>dist</w:t>
+      </w:r>
+      <w:proofErr w:type="spellEnd"/>
+      <w:r>
+        <w:t xml:space="preserve"> + 1]);</w:t>
+      </w:r>
+    </w:p>
+    <w:p>
+      <w:pPr>
+        <w:pStyle w:val="Kd"/>
+      </w:pPr>
+      <w:r>
+        <w:t>                }</w:t>
+      </w:r>
+    </w:p>
+    <w:p>
+      <w:pPr>
+        <w:pStyle w:val="Kd"/>
+      </w:pPr>
+      <w:r>
+        <w:t>            }</w:t>
+      </w:r>
+    </w:p>
+    <w:p>
+      <w:pPr>
+        <w:pStyle w:val="Kd"/>
+      </w:pPr>
+      <w:r>
+        <w:t>        }</w:t>
+      </w:r>
+    </w:p>
+    <w:p>
+      <w:pPr>
+        <w:pStyle w:val="Kd"/>
+      </w:pPr>
+      <w:r>
+        <w:t xml:space="preserve">        </w:t>
+      </w:r>
+    </w:p>
+    <w:p>
+      <w:pPr>
+        <w:pStyle w:val="Kd"/>
+      </w:pPr>
+      <w:r>
+        <w:t xml:space="preserve">        // Ha a gráf nem összefüggő, a nem elérhető csúcsok távolsága </w:t>
+      </w:r>
+    </w:p>
+    <w:p>
+      <w:pPr>
+        <w:pStyle w:val="Kd"/>
+      </w:pPr>
+      <w:r>
+        <w:t xml:space="preserve">       // matematikailag végtelen, de itt a komponensen belüli </w:t>
+      </w:r>
+      <w:proofErr w:type="spellStart"/>
+      <w:r>
+        <w:t>maxot</w:t>
+      </w:r>
+      <w:proofErr w:type="spellEnd"/>
+      <w:r>
+        <w:t xml:space="preserve"> vesszük.</w:t>
+      </w:r>
+    </w:p>
+    <w:p>
+      <w:pPr>
+        <w:pStyle w:val="Kd"/>
+      </w:pPr>
+      <w:r>
+        <w:t xml:space="preserve">        </w:t>
+      </w:r>
+      <w:proofErr w:type="spellStart"/>
+      <w:proofErr w:type="gramStart"/>
+      <w:r>
+        <w:t>eccentricities.push</w:t>
+      </w:r>
+      <w:proofErr w:type="spellEnd"/>
+      <w:proofErr w:type="gramEnd"/>
+      <w:r>
+        <w:t>(</w:t>
+      </w:r>
+      <w:proofErr w:type="spellStart"/>
+      <w:r>
+        <w:t>maxDist</w:t>
+      </w:r>
+      <w:proofErr w:type="spellEnd"/>
+      <w:r>
+        <w:t>);</w:t>
+      </w:r>
+    </w:p>
+    <w:p>
+      <w:pPr>
+        <w:pStyle w:val="Kd"/>
+      </w:pPr>
+      <w:r>
+        <w:t>    }</w:t>
+      </w:r>
+    </w:p>
+    <w:p>
+      <w:pPr>
+        <w:pStyle w:val="Kd"/>
+      </w:pPr>
+    </w:p>
+    <w:p>
+      <w:pPr>
+        <w:pStyle w:val="Kd"/>
+      </w:pPr>
+      <w:r>
+        <w:t>    // Sorba rendezzük a könnyű összehasonlításhoz (csökkenő)</w:t>
+      </w:r>
+    </w:p>
+    <w:p>
+      <w:pPr>
+        <w:pStyle w:val="Kd"/>
+      </w:pPr>
+      <w:r>
+        <w:t xml:space="preserve">    </w:t>
+      </w:r>
+      <w:proofErr w:type="spellStart"/>
+      <w:r>
+        <w:t>return</w:t>
+      </w:r>
+      <w:proofErr w:type="spellEnd"/>
+      <w:r>
+        <w:t xml:space="preserve"> </w:t>
+      </w:r>
+      <w:proofErr w:type="spellStart"/>
+      <w:proofErr w:type="gramStart"/>
+      <w:r>
+        <w:t>eccentricities.sort</w:t>
+      </w:r>
+      <w:proofErr w:type="spellEnd"/>
+      <w:proofErr w:type="gramEnd"/>
+      <w:r>
+        <w:t>((a, b) =&gt; b - a);</w:t>
+      </w:r>
+    </w:p>
+    <w:p>
+      <w:pPr>
+        <w:pStyle w:val="Kd"/>
+      </w:pPr>
+      <w:r>
+        <w:t>}</w:t>
+      </w:r>
+    </w:p>
+    <w:p>
+      <w:pPr>
+        <w:pStyle w:val="Kd"/>
+      </w:pPr>
+    </w:p>
+    <w:p>
+      <w:r>
+        <w:t xml:space="preserve">A </w:t>
+      </w:r>
+      <w:proofErr w:type="spellStart"/>
+      <w:proofErr w:type="gramStart"/>
+      <w:r>
+        <w:t>getEccentricitySequence</w:t>
+      </w:r>
+      <w:proofErr w:type="spellEnd"/>
+      <w:r>
+        <w:t>(</w:t>
+      </w:r>
+      <w:proofErr w:type="gramEnd"/>
+      <w:r>
+        <w:t xml:space="preserve">) függvény visszaadja a csúcsokhoz rendelt átmérőt, vagyis az adott csúcstól legnagyobb távolságra levő csúcs távolságát. </w:t>
+      </w:r>
+      <w:r>
+        <w:t xml:space="preserve">Ez az algoritmus a gráf minden egyes csúcsából kiindulva lefuttat egy önálló BFS-t a legrövidebb utak feltérképezésére. Kiválasztja a maximális távolságot, majd az eredményeket </w:t>
+      </w:r>
+      <w:r>
+        <w:t xml:space="preserve">nem növekvő </w:t>
+      </w:r>
+      <w:r>
+        <w:t>sorrendbe rendez</w:t>
+      </w:r>
+      <w:r>
+        <w:t>ett listában adja</w:t>
+      </w:r>
+      <w:r>
+        <w:t xml:space="preserve"> </w:t>
+      </w:r>
+      <w:r>
+        <w:t>visszaadja.</w:t>
+      </w:r>
+    </w:p>
+    <w:p>
+      <w:pPr>
+        <w:pStyle w:val="Kd"/>
+      </w:pPr>
+      <w:proofErr w:type="spellStart"/>
+      <w:r>
+        <w:t>getAdvancedDegreeSignature</w:t>
+      </w:r>
+      <w:proofErr w:type="spellEnd"/>
+      <w:r>
+        <w:t>(</w:t>
+      </w:r>
+      <w:proofErr w:type="spellStart"/>
+      <w:r>
+        <w:t>maxDegreeGlobal</w:t>
+      </w:r>
+      <w:proofErr w:type="spellEnd"/>
+      <w:r>
+        <w:t>) {</w:t>
+      </w:r>
+    </w:p>
+    <w:p>
+      <w:pPr>
+        <w:pStyle w:val="Kd"/>
+      </w:pPr>
+      <w:r>
+        <w:t xml:space="preserve">    const </w:t>
+      </w:r>
+      <w:proofErr w:type="spellStart"/>
+      <w:r>
+        <w:t>allSignatures</w:t>
+      </w:r>
+      <w:proofErr w:type="spellEnd"/>
+      <w:r>
+        <w:t xml:space="preserve"> = [];</w:t>
+      </w:r>
+    </w:p>
+    <w:p>
+      <w:pPr>
+        <w:pStyle w:val="Kd"/>
+      </w:pPr>
+      <w:r>
+        <w:t xml:space="preserve">    const </w:t>
+      </w:r>
+      <w:proofErr w:type="spellStart"/>
+      <w:r>
+        <w:t>vertices</w:t>
+      </w:r>
+      <w:proofErr w:type="spellEnd"/>
+      <w:r>
+        <w:t xml:space="preserve"> = </w:t>
+      </w:r>
+      <w:proofErr w:type="spellStart"/>
+      <w:r>
+        <w:t>Array.from</w:t>
+      </w:r>
+      <w:proofErr w:type="spellEnd"/>
+      <w:r>
+        <w:t>(</w:t>
+      </w:r>
+      <w:proofErr w:type="spellStart"/>
+      <w:proofErr w:type="gramStart"/>
+      <w:r>
+        <w:t>this.adjacencyList.keys</w:t>
+      </w:r>
+      <w:proofErr w:type="spellEnd"/>
+      <w:proofErr w:type="gramEnd"/>
+      <w:r>
+        <w:t>());</w:t>
+      </w:r>
+    </w:p>
+    <w:p>
+      <w:pPr>
+        <w:pStyle w:val="Kd"/>
+      </w:pPr>
+    </w:p>
+    <w:p>
+      <w:pPr>
+        <w:pStyle w:val="Kd"/>
+      </w:pPr>
+      <w:r>
+        <w:t xml:space="preserve">    </w:t>
+      </w:r>
+      <w:proofErr w:type="spellStart"/>
+      <w:r>
+        <w:t>for</w:t>
+      </w:r>
+      <w:proofErr w:type="spellEnd"/>
+      <w:r>
+        <w:t xml:space="preserve"> (</w:t>
+      </w:r>
+      <w:proofErr w:type="spellStart"/>
+      <w:r>
+        <w:t>let</w:t>
+      </w:r>
+      <w:proofErr w:type="spellEnd"/>
+      <w:r>
+        <w:t xml:space="preserve"> v of </w:t>
+      </w:r>
+      <w:proofErr w:type="spellStart"/>
+      <w:r>
+        <w:t>vertices</w:t>
+      </w:r>
+      <w:proofErr w:type="spellEnd"/>
+      <w:r>
+        <w:t>) {</w:t>
+      </w:r>
+    </w:p>
+    <w:p>
+      <w:pPr>
+        <w:pStyle w:val="Kd"/>
+      </w:pPr>
+      <w:r>
+        <w:t xml:space="preserve">        const </w:t>
+      </w:r>
+      <w:proofErr w:type="spellStart"/>
+      <w:r>
+        <w:t>ownDegree</w:t>
+      </w:r>
+      <w:proofErr w:type="spellEnd"/>
+      <w:r>
+        <w:t xml:space="preserve"> = </w:t>
+      </w:r>
+      <w:proofErr w:type="spellStart"/>
+      <w:proofErr w:type="gramStart"/>
+      <w:r>
+        <w:t>this.getDegree</w:t>
+      </w:r>
+      <w:proofErr w:type="spellEnd"/>
+      <w:proofErr w:type="gramEnd"/>
+      <w:r>
+        <w:t>(v);</w:t>
+      </w:r>
+    </w:p>
+    <w:p>
+      <w:pPr>
+        <w:pStyle w:val="Kd"/>
+      </w:pPr>
+      <w:r>
+        <w:t xml:space="preserve">        const </w:t>
+      </w:r>
+      <w:proofErr w:type="spellStart"/>
+      <w:r>
+        <w:t>neighbors</w:t>
+      </w:r>
+      <w:proofErr w:type="spellEnd"/>
+      <w:r>
+        <w:t xml:space="preserve"> = </w:t>
+      </w:r>
+      <w:proofErr w:type="spellStart"/>
+      <w:r>
+        <w:t>this.adjacencyList.get</w:t>
+      </w:r>
+      <w:proofErr w:type="spellEnd"/>
+      <w:r>
+        <w:t>(v) || [];</w:t>
+      </w:r>
+    </w:p>
+    <w:p>
+      <w:pPr>
+        <w:pStyle w:val="Kd"/>
+      </w:pPr>
+      <w:r>
+        <w:t xml:space="preserve">        </w:t>
+      </w:r>
+    </w:p>
+    <w:p>
+      <w:pPr>
+        <w:pStyle w:val="Kd"/>
+      </w:pPr>
+      <w:r>
+        <w:t>        // Létrehozunk egy listát: [</w:t>
+      </w:r>
+      <w:proofErr w:type="spellStart"/>
+      <w:r>
+        <w:t>saját_fok</w:t>
+      </w:r>
+      <w:proofErr w:type="spellEnd"/>
+      <w:r>
+        <w:t>, 1_fokú_szomszédok, 2_fokú_szomszédok, ...]</w:t>
+      </w:r>
+    </w:p>
+    <w:p>
+      <w:pPr>
+        <w:pStyle w:val="Kd"/>
+      </w:pPr>
+      <w:r>
+        <w:t xml:space="preserve">        // A hossza </w:t>
+      </w:r>
+      <w:proofErr w:type="spellStart"/>
+      <w:r>
+        <w:t>maxDegreeGlobal</w:t>
+      </w:r>
+      <w:proofErr w:type="spellEnd"/>
+      <w:r>
+        <w:t xml:space="preserve"> + 1 lesz (a 0. index a saját fokszám)</w:t>
+      </w:r>
+    </w:p>
+    <w:p>
+      <w:pPr>
+        <w:pStyle w:val="Kd"/>
+      </w:pPr>
+      <w:r>
+        <w:t xml:space="preserve">        </w:t>
+      </w:r>
+      <w:proofErr w:type="spellStart"/>
+      <w:r>
+        <w:t>let</w:t>
+      </w:r>
+      <w:proofErr w:type="spellEnd"/>
+      <w:r>
+        <w:t xml:space="preserve"> </w:t>
+      </w:r>
+      <w:proofErr w:type="spellStart"/>
+      <w:r>
+        <w:t>signature</w:t>
+      </w:r>
+      <w:proofErr w:type="spellEnd"/>
+      <w:r>
+        <w:t xml:space="preserve"> = </w:t>
+      </w:r>
+      <w:proofErr w:type="spellStart"/>
+      <w:r>
+        <w:t>new</w:t>
+      </w:r>
+      <w:proofErr w:type="spellEnd"/>
+      <w:r>
+        <w:t xml:space="preserve"> </w:t>
+      </w:r>
+      <w:proofErr w:type="spellStart"/>
+      <w:proofErr w:type="gramStart"/>
+      <w:r>
+        <w:t>Array</w:t>
+      </w:r>
+      <w:proofErr w:type="spellEnd"/>
+      <w:r>
+        <w:t>(</w:t>
+      </w:r>
+      <w:proofErr w:type="spellStart"/>
+      <w:proofErr w:type="gramEnd"/>
+      <w:r>
+        <w:t>maxDegreeGlobal</w:t>
+      </w:r>
+      <w:proofErr w:type="spellEnd"/>
+      <w:r>
+        <w:t xml:space="preserve"> + 1</w:t>
+      </w:r>
+      <w:proofErr w:type="gramStart"/>
+      <w:r>
+        <w:t>).</w:t>
+      </w:r>
+      <w:proofErr w:type="spellStart"/>
+      <w:r>
+        <w:t>fill</w:t>
+      </w:r>
+      <w:proofErr w:type="spellEnd"/>
+      <w:proofErr w:type="gramEnd"/>
+      <w:r>
+        <w:t>(0);</w:t>
+      </w:r>
+    </w:p>
+    <w:p>
+      <w:pPr>
+        <w:pStyle w:val="Kd"/>
+      </w:pPr>
+      <w:r>
+        <w:t xml:space="preserve">        </w:t>
+      </w:r>
+    </w:p>
+    <w:p>
+      <w:pPr>
+        <w:pStyle w:val="Kd"/>
+      </w:pPr>
+      <w:r>
+        <w:t xml:space="preserve">        </w:t>
+      </w:r>
+      <w:proofErr w:type="spellStart"/>
+      <w:proofErr w:type="gramStart"/>
+      <w:r>
+        <w:t>signature</w:t>
+      </w:r>
+      <w:proofErr w:type="spellEnd"/>
+      <w:r>
+        <w:t>[</w:t>
+      </w:r>
+      <w:proofErr w:type="gramEnd"/>
+      <w:r>
+        <w:t xml:space="preserve">0] = </w:t>
+      </w:r>
+      <w:proofErr w:type="spellStart"/>
+      <w:r>
+        <w:t>ownDegree</w:t>
+      </w:r>
+      <w:proofErr w:type="spellEnd"/>
+      <w:r>
+        <w:t>; // Első elem a saját fokszám</w:t>
+      </w:r>
+    </w:p>
+    <w:p>
+      <w:pPr>
+        <w:pStyle w:val="Kd"/>
+      </w:pPr>
+    </w:p>
+    <w:p>
+      <w:pPr>
+        <w:pStyle w:val="Kd"/>
+      </w:pPr>
+      <w:r>
+        <w:t>        // Megszámoljuk a szomszédok fokszámait</w:t>
+      </w:r>
+    </w:p>
+    <w:p>
+      <w:pPr>
+        <w:pStyle w:val="Kd"/>
+      </w:pPr>
+      <w:r>
+        <w:t xml:space="preserve">        </w:t>
+      </w:r>
+      <w:proofErr w:type="spellStart"/>
+      <w:r>
+        <w:t>for</w:t>
+      </w:r>
+      <w:proofErr w:type="spellEnd"/>
+      <w:r>
+        <w:t xml:space="preserve"> (</w:t>
+      </w:r>
+      <w:proofErr w:type="spellStart"/>
+      <w:r>
+        <w:t>let</w:t>
+      </w:r>
+      <w:proofErr w:type="spellEnd"/>
+      <w:r>
+        <w:t xml:space="preserve"> </w:t>
+      </w:r>
+      <w:proofErr w:type="spellStart"/>
+      <w:r>
+        <w:t>neighborId</w:t>
+      </w:r>
+      <w:proofErr w:type="spellEnd"/>
+      <w:r>
+        <w:t xml:space="preserve"> of </w:t>
+      </w:r>
+      <w:proofErr w:type="spellStart"/>
+      <w:r>
+        <w:t>neighbors</w:t>
+      </w:r>
+      <w:proofErr w:type="spellEnd"/>
+      <w:r>
+        <w:t>) {</w:t>
+      </w:r>
+    </w:p>
+    <w:p>
+      <w:pPr>
+        <w:pStyle w:val="Kd"/>
+      </w:pPr>
+      <w:r>
+        <w:t xml:space="preserve">            const </w:t>
+      </w:r>
+      <w:proofErr w:type="spellStart"/>
+      <w:r>
+        <w:t>nDegree</w:t>
+      </w:r>
+      <w:proofErr w:type="spellEnd"/>
+      <w:r>
+        <w:t xml:space="preserve"> = </w:t>
+      </w:r>
+      <w:proofErr w:type="spellStart"/>
+      <w:proofErr w:type="gramStart"/>
+      <w:r>
+        <w:t>this.getDegree</w:t>
+      </w:r>
+      <w:proofErr w:type="spellEnd"/>
+      <w:proofErr w:type="gramEnd"/>
+      <w:r>
+        <w:t>(</w:t>
+      </w:r>
+      <w:proofErr w:type="spellStart"/>
+      <w:r>
+        <w:t>neighborId</w:t>
+      </w:r>
+      <w:proofErr w:type="spellEnd"/>
+      <w:r>
+        <w:t>);</w:t>
+      </w:r>
+    </w:p>
+    <w:p>
+      <w:pPr>
+        <w:pStyle w:val="Kd"/>
+      </w:pPr>
+      <w:r>
+        <w:t xml:space="preserve">            // Ha a szomszéd fokszáma </w:t>
+      </w:r>
+      <w:proofErr w:type="spellStart"/>
+      <w:r>
+        <w:t>nDegree</w:t>
+      </w:r>
+      <w:proofErr w:type="spellEnd"/>
+      <w:r>
+        <w:t xml:space="preserve">, akkor a </w:t>
+      </w:r>
+      <w:proofErr w:type="spellStart"/>
+      <w:r>
+        <w:t>signature</w:t>
+      </w:r>
+      <w:proofErr w:type="spellEnd"/>
+      <w:r>
+        <w:t>[</w:t>
+      </w:r>
+      <w:proofErr w:type="spellStart"/>
+      <w:r>
+        <w:t>nDegree</w:t>
+      </w:r>
+      <w:proofErr w:type="spellEnd"/>
+      <w:r>
+        <w:t>] helyen növeljük</w:t>
+      </w:r>
+    </w:p>
+    <w:p>
+      <w:pPr>
+        <w:pStyle w:val="Kd"/>
+      </w:pPr>
+      <w:r>
+        <w:t xml:space="preserve">            // (Mivel a </w:t>
+      </w:r>
+      <w:proofErr w:type="spellStart"/>
+      <w:proofErr w:type="gramStart"/>
+      <w:r>
+        <w:t>signature</w:t>
+      </w:r>
+      <w:proofErr w:type="spellEnd"/>
+      <w:r>
+        <w:t>[</w:t>
+      </w:r>
+      <w:proofErr w:type="gramEnd"/>
+      <w:r>
+        <w:t>0] a saját fok, a szomszédokat a fokszámuknak megfelelő indexre tesszük</w:t>
+      </w:r>
+    </w:p>
+    <w:p>
+      <w:pPr>
+        <w:pStyle w:val="Kd"/>
+      </w:pPr>
+      <w:r>
+        <w:lastRenderedPageBreak/>
+        <w:t xml:space="preserve">            </w:t>
+      </w:r>
+      <w:proofErr w:type="spellStart"/>
+      <w:r>
+        <w:t>if</w:t>
+      </w:r>
+      <w:proofErr w:type="spellEnd"/>
+      <w:r>
+        <w:t xml:space="preserve"> (</w:t>
+      </w:r>
+      <w:proofErr w:type="spellStart"/>
+      <w:r>
+        <w:t>nDegree</w:t>
+      </w:r>
+      <w:proofErr w:type="spellEnd"/>
+      <w:r>
+        <w:t xml:space="preserve"> &lt;= </w:t>
+      </w:r>
+      <w:proofErr w:type="spellStart"/>
+      <w:r>
+        <w:t>maxDegreeGlobal</w:t>
+      </w:r>
+      <w:proofErr w:type="spellEnd"/>
+      <w:r>
+        <w:t>) {</w:t>
+      </w:r>
+    </w:p>
+    <w:p>
+      <w:pPr>
+        <w:pStyle w:val="Kd"/>
+      </w:pPr>
+      <w:r>
+        <w:t xml:space="preserve">                </w:t>
+      </w:r>
+      <w:proofErr w:type="spellStart"/>
+      <w:r>
+        <w:t>signature</w:t>
+      </w:r>
+      <w:proofErr w:type="spellEnd"/>
+      <w:r>
+        <w:t>[</w:t>
+      </w:r>
+      <w:proofErr w:type="spellStart"/>
+      <w:r>
+        <w:t>nDegree</w:t>
+      </w:r>
+      <w:proofErr w:type="spellEnd"/>
+      <w:r>
+        <w:t>]++;</w:t>
+      </w:r>
+    </w:p>
+    <w:p>
+      <w:pPr>
+        <w:pStyle w:val="Kd"/>
+      </w:pPr>
+      <w:r>
+        <w:t>            }</w:t>
+      </w:r>
+    </w:p>
+    <w:p>
+      <w:pPr>
+        <w:pStyle w:val="Kd"/>
+      </w:pPr>
+      <w:r>
+        <w:t>        }</w:t>
+      </w:r>
+    </w:p>
+    <w:p>
+      <w:pPr>
+        <w:pStyle w:val="Kd"/>
+      </w:pPr>
+      <w:r>
+        <w:t xml:space="preserve">        </w:t>
+      </w:r>
+      <w:proofErr w:type="spellStart"/>
+      <w:r>
+        <w:t>allSignatures.push</w:t>
+      </w:r>
+      <w:proofErr w:type="spellEnd"/>
+      <w:r>
+        <w:t>(</w:t>
+      </w:r>
+      <w:proofErr w:type="spellStart"/>
+      <w:r>
+        <w:t>signature</w:t>
+      </w:r>
+      <w:proofErr w:type="spellEnd"/>
+      <w:r>
+        <w:t>);</w:t>
+      </w:r>
+    </w:p>
+    <w:p>
+      <w:pPr>
+        <w:pStyle w:val="Kd"/>
+      </w:pPr>
+      <w:r>
+        <w:t>    }</w:t>
+      </w:r>
+    </w:p>
+    <w:p>
+      <w:pPr>
+        <w:pStyle w:val="Kd"/>
+      </w:pPr>
+    </w:p>
+    <w:p>
+      <w:pPr>
+        <w:pStyle w:val="Kd"/>
+      </w:pPr>
+      <w:r>
+        <w:t xml:space="preserve">    // </w:t>
+      </w:r>
+      <w:proofErr w:type="spellStart"/>
+      <w:r>
+        <w:t>Lexikografikus</w:t>
+      </w:r>
+      <w:proofErr w:type="spellEnd"/>
+      <w:r>
+        <w:t xml:space="preserve"> rendezés</w:t>
+      </w:r>
+    </w:p>
+    <w:p>
+      <w:pPr>
+        <w:pStyle w:val="Kd"/>
+      </w:pPr>
+      <w:r>
+        <w:t xml:space="preserve">    </w:t>
+      </w:r>
+      <w:proofErr w:type="spellStart"/>
+      <w:r>
+        <w:t>return</w:t>
+      </w:r>
+      <w:proofErr w:type="spellEnd"/>
+      <w:r>
+        <w:t xml:space="preserve"> </w:t>
+      </w:r>
+      <w:proofErr w:type="spellStart"/>
+      <w:r>
+        <w:t>allSignatures.sort</w:t>
+      </w:r>
+      <w:proofErr w:type="spellEnd"/>
+      <w:r>
+        <w:t>((a, b) =&gt; {</w:t>
+      </w:r>
+    </w:p>
+    <w:p>
+      <w:pPr>
+        <w:pStyle w:val="Kd"/>
+      </w:pPr>
+      <w:r>
+        <w:t xml:space="preserve">        </w:t>
+      </w:r>
+      <w:proofErr w:type="spellStart"/>
+      <w:r>
+        <w:t>for</w:t>
+      </w:r>
+      <w:proofErr w:type="spellEnd"/>
+      <w:r>
+        <w:t xml:space="preserve"> (</w:t>
+      </w:r>
+      <w:proofErr w:type="spellStart"/>
+      <w:r>
+        <w:t>let</w:t>
+      </w:r>
+      <w:proofErr w:type="spellEnd"/>
+      <w:r>
+        <w:t xml:space="preserve"> i = 0; i </w:t>
+      </w:r>
+      <w:r>
+        <w:t>&lt;</w:t>
+      </w:r>
+      <w:proofErr w:type="spellStart"/>
+      <w:proofErr w:type="gramStart"/>
+      <w:r>
+        <w:t>a</w:t>
+      </w:r>
+      <w:r>
+        <w:t>.length</w:t>
+      </w:r>
+      <w:proofErr w:type="spellEnd"/>
+      <w:proofErr w:type="gramEnd"/>
+      <w:r>
+        <w:t>; i++) {</w:t>
+      </w:r>
+    </w:p>
+    <w:p>
+      <w:pPr>
+        <w:pStyle w:val="Kd"/>
+      </w:pPr>
+      <w:r>
+        <w:t xml:space="preserve">            </w:t>
+      </w:r>
+      <w:proofErr w:type="spellStart"/>
+      <w:r>
+        <w:t>if</w:t>
+      </w:r>
+      <w:proofErr w:type="spellEnd"/>
+      <w:r>
+        <w:t xml:space="preserve"> (a[i</w:t>
+      </w:r>
+      <w:r>
+        <w:t>]! =</w:t>
+      </w:r>
+      <w:r>
+        <w:t xml:space="preserve">= b[i]) </w:t>
+      </w:r>
+      <w:proofErr w:type="spellStart"/>
+      <w:r>
+        <w:t>return</w:t>
+      </w:r>
+      <w:proofErr w:type="spellEnd"/>
+      <w:r>
+        <w:t xml:space="preserve"> a[i] - b[i];</w:t>
+      </w:r>
+    </w:p>
+    <w:p>
+      <w:pPr>
+        <w:pStyle w:val="Kd"/>
+      </w:pPr>
+      <w:r>
+        <w:t>        }</w:t>
+      </w:r>
+    </w:p>
+    <w:p>
+      <w:pPr>
+        <w:pStyle w:val="Kd"/>
+      </w:pPr>
+      <w:r>
+        <w:t xml:space="preserve">        </w:t>
+      </w:r>
+      <w:proofErr w:type="spellStart"/>
+      <w:r>
+        <w:t>return</w:t>
+      </w:r>
+      <w:proofErr w:type="spellEnd"/>
+      <w:r>
+        <w:t xml:space="preserve"> 0;</w:t>
+      </w:r>
+    </w:p>
+    <w:p>
+      <w:pPr>
+        <w:pStyle w:val="Kd"/>
+      </w:pPr>
+      <w:r>
+        <w:t>    });</w:t>
+      </w:r>
+    </w:p>
+    <w:p>
+      <w:pPr>
+        <w:pStyle w:val="Kd"/>
+      </w:pPr>
+      <w:r>
+        <w:t>}</w:t>
+      </w:r>
+    </w:p>
+    <w:p>
+      <w:r>
+        <w:t xml:space="preserve">A </w:t>
+      </w:r>
+      <w:proofErr w:type="spellStart"/>
+      <w:r>
+        <w:rPr>
+          <w:rFonts w:ascii="Consolas" w:hAnsi="Consolas"/>
+          <w:sz w:val="20"/>
+          <w:szCs w:val="20"/>
+        </w:rPr>
+        <w:t>getAdvancedDegreeSignature</w:t>
+      </w:r>
+      <w:proofErr w:type="spellEnd"/>
+      <w:r>
+        <w:rPr>
+          <w:rFonts w:ascii="Consolas" w:hAnsi="Consolas"/>
+          <w:sz w:val="20"/>
+          <w:szCs w:val="20"/>
+        </w:rPr>
+        <w:t>(</w:t>
+      </w:r>
+      <w:proofErr w:type="spellStart"/>
+      <w:r>
+        <w:rPr>
+          <w:rFonts w:ascii="Consolas" w:hAnsi="Consolas"/>
+          <w:sz w:val="20"/>
+          <w:szCs w:val="20"/>
+        </w:rPr>
+        <w:t>maxDegreeGlobal</w:t>
+      </w:r>
+      <w:proofErr w:type="spellEnd"/>
+      <w:r>
+        <w:rPr>
+          <w:rFonts w:ascii="Consolas" w:hAnsi="Consolas"/>
+          <w:sz w:val="20"/>
+          <w:szCs w:val="20"/>
+        </w:rPr>
+        <w:t>)</w:t>
+      </w:r>
+      <w:r>
+        <w:t xml:space="preserve"> függvény</w:t>
+      </w:r>
+      <w:r>
+        <w:t xml:space="preserve"> a legfejlettebb előszűrési ujjlenyomat a programban. Minden csúcshoz legenerál egy egyedi tömböt, amelynek az első eleme a csúcs saját fokszáma, a többi index pedig azt mutatja meg, hogy az adott csúcsnak hány darab 1-es, 2-es, ..., </w:t>
+      </w:r>
+      <m:oMath>
+        <m:r>
+          <w:rPr>
+            <w:rFonts w:ascii="Cambria Math" w:hAnsi="Cambria Math"/>
+          </w:rPr>
+          <m:t>k</m:t>
+        </m:r>
+      </m:oMath>
+      <w:r>
+        <w:t xml:space="preserve">-adfokú szomszédja van. A kapott </w:t>
+      </w:r>
+      <w:r>
+        <w:t>ujjlenyomatokat</w:t>
+      </w:r>
+      <w:r>
+        <w:t xml:space="preserve"> </w:t>
+      </w:r>
+      <w:proofErr w:type="spellStart"/>
+      <w:r>
+        <w:t>lexikografikusan</w:t>
+      </w:r>
+      <w:proofErr w:type="spellEnd"/>
+      <w:r>
+        <w:t xml:space="preserve"> sorba rendezi, így egy rendkívül erős strukturális azonosítót kapunk. </w:t>
+      </w:r>
+    </w:p>
+    <w:p>
+      <w:r>
+        <w:t>A fentebb bemutatott tesztek, szolgálnak egy tanító jellegű előszűrésként a programomban. Lefuttathattam volna egyből egy visszalépéses keresést, hogy kiderüljön a megadott két gráf izomorf-e</w:t>
+      </w:r>
+      <w:r>
+        <w:t xml:space="preserve"> </w:t>
+      </w:r>
+      <w:r>
+        <w:t>Annak a megközelítésnek viszont egyáltalán nem lett volna oktatási értéke.</w:t>
+      </w:r>
+      <w:r>
+        <w:t xml:space="preserve"> Az előzőleg bemutatott tesztek eredményeit </w:t>
+      </w:r>
+      <w:r>
+        <w:t xml:space="preserve">egy felugró ablakban tételesen kiíratva láthatóvá és érthetővé teszem a </w:t>
+      </w:r>
+      <w:r>
+        <w:t>felhasználók</w:t>
+      </w:r>
+      <w:r>
+        <w:t xml:space="preserve"> számára, hogy milyen egyszerűbb és gyorsabb módszerei vannak az izomorfizmus szűrésének, mielőtt a komplexebb, exponenciális </w:t>
+      </w:r>
+      <w:r>
+        <w:t>futás idejű</w:t>
+      </w:r>
+      <w:r>
+        <w:t xml:space="preserve"> kereséseket vetnénk be</w:t>
+      </w:r>
+      <w:r>
+        <w:t xml:space="preserve">. Mivel, ha az </w:t>
+      </w:r>
+      <w:proofErr w:type="spellStart"/>
+      <w:r>
+        <w:t>izomorfia</w:t>
+      </w:r>
+      <w:proofErr w:type="spellEnd"/>
+      <w:r>
+        <w:t xml:space="preserve"> teszt egy ponton is megbukik, nem tesztelek tovább, azt is demonstrálom, hogy nem szükséges minden esetben komplex megoldást keresni, elegendő a leg kézenfekvőbb bizonyítékot megtalálni az </w:t>
+      </w:r>
+      <w:proofErr w:type="spellStart"/>
+      <w:r>
+        <w:t>izomorfia</w:t>
+      </w:r>
+      <w:proofErr w:type="spellEnd"/>
+      <w:r>
+        <w:t xml:space="preserve"> cáfolására.</w:t>
+      </w:r>
+    </w:p>
+    <w:p>
+      <w:r>
+        <w:t>Amennyiben a gráfok ezen a szigorú, előszűrésen sikeresen átmennek, a program jelzi a felhasználónak, hogy a két struktúra „lehetségesen izomorf”. Ezen a ponton válik szükségessé a visszalépéses keresőalgoritmussal történő ellenőrzés.</w:t>
+      </w:r>
+    </w:p>
+    <w:p>
+      <w:pPr>
+        <w:pStyle w:val="Cmsor2"/>
+      </w:pPr>
+      <w:r>
+        <w:t xml:space="preserve">Az optimalizált visszalépéses keresés </w:t>
+      </w:r>
+      <w:r>
+        <w:t>megvalósítása</w:t>
+      </w:r>
+    </w:p>
+    <w:p>
+      <w:r>
+        <w:t xml:space="preserve">A végső, egységes megfeleltetés megtalálását az </w:t>
+      </w:r>
+      <w:r>
+        <w:rPr>
+          <w:rFonts w:ascii="Consolas" w:hAnsi="Consolas"/>
+          <w:sz w:val="20"/>
+          <w:szCs w:val="20"/>
+        </w:rPr>
+        <w:t>izomorfizm.js</w:t>
+      </w:r>
+      <w:r>
+        <w:rPr>
+          <w:sz w:val="20"/>
+          <w:szCs w:val="20"/>
+        </w:rPr>
+        <w:t xml:space="preserve"> </w:t>
+      </w:r>
+      <w:r>
+        <w:t>fájlban található</w:t>
+      </w:r>
+      <w:r>
+        <w:rPr>
+          <w:rFonts w:ascii="Consolas" w:hAnsi="Consolas"/>
+          <w:sz w:val="20"/>
+          <w:szCs w:val="20"/>
+        </w:rPr>
+        <w:t xml:space="preserve"> </w:t>
+      </w:r>
+      <w:proofErr w:type="spellStart"/>
+      <w:r>
+        <w:rPr>
+          <w:rFonts w:ascii="Consolas" w:hAnsi="Consolas"/>
+          <w:sz w:val="20"/>
+          <w:szCs w:val="20"/>
+        </w:rPr>
+        <w:t>isIsomorphicOptimized</w:t>
+      </w:r>
+      <w:proofErr w:type="spellEnd"/>
+      <w:r>
+        <w:rPr>
+          <w:rFonts w:ascii="Consolas" w:hAnsi="Consolas"/>
+          <w:sz w:val="20"/>
+          <w:szCs w:val="20"/>
+        </w:rPr>
+        <w:t xml:space="preserve"> </w:t>
+      </w:r>
+      <w:r>
+        <w:t>függvény kezeli.</w:t>
+      </w:r>
     </w:p>
     <w:p>
       <w:pPr>
@@ -8578,10 +10805,7 @@
       </w:pPr>
       <w:bookmarkStart w:id="31" w:name="_Ref230102267"/>
       <w:r>
-        <w:t xml:space="preserve">Hajnal Péter </w:t>
-      </w:r>
-      <w:r>
-        <w:t xml:space="preserve">: </w:t>
+        <w:t xml:space="preserve">Hajnal Péter : </w:t>
       </w:r>
       <w:r>
         <w:t>Gráfelmélet/Diszkrét Matematika MSc hallgatók számára Fokszámsorozatok</w:t>
@@ -8630,10 +10854,7 @@
         <w:t>Szimmetrikus kombinatorikus struktúrák MSc hallgatók számára</w:t>
       </w:r>
       <w:r>
-        <w:t xml:space="preserve">, oldal 2-3. </w:t>
-      </w:r>
-      <w:r>
-        <w:t>2023.</w:t>
+        <w:t>, oldal 2-3. 2023.</w:t>
       </w:r>
       <w:bookmarkEnd w:id="33"/>
     </w:p>
@@ -8721,21 +10942,18 @@
         <w:t>Ő</w:t>
       </w:r>
       <w:r>
-        <w:t>S AND STANLEY M. SELKOW</w:t>
+        <w:t xml:space="preserve">S AND STANLEY M. SELKOW </w:t>
+      </w:r>
+      <w:r>
+        <w:t xml:space="preserve">: </w:t>
+      </w:r>
+      <w:r>
+        <w:t>RANDOM GRAPH ISOMORPHISM</w:t>
       </w:r>
       <w:r>
         <w:t xml:space="preserve"> </w:t>
       </w:r>
       <w:r>
-        <w:t xml:space="preserve">: </w:t>
-      </w:r>
-      <w:r>
-        <w:t>RANDOM GRAPH ISOMORPHISM</w:t>
-      </w:r>
-      <w:r>
-        <w:t xml:space="preserve"> </w:t>
-      </w:r>
-      <w:r>
         <w:t>1980</w:t>
       </w:r>
       <w:r>
@@ -8764,19 +10982,7 @@
         <w:t>LARRY E. DRUFFEL</w:t>
       </w:r>
       <w:r>
-        <w:t xml:space="preserve">: </w:t>
-      </w:r>
-      <w:r>
-        <w:t>A Fast Backtracking Algorithm to Test Directed Graphs</w:t>
-      </w:r>
-      <w:r>
-        <w:t xml:space="preserve"> </w:t>
-      </w:r>
-      <w:r>
-        <w:t>for Isomorphism Using Distance Matrices</w:t>
-      </w:r>
-      <w:r>
-        <w:t xml:space="preserve">, </w:t>
+        <w:t xml:space="preserve">: A Fast Backtracking Algorithm to Test Directed Graphs for Isomorphism Using Distance Matrices, </w:t>
       </w:r>
       <w:r>
         <w:t>Journal of the Association for Computing Machinery, Vol 23, No 3, July 1976</w:t>
